--- a/Survoler.Tests/TestData/sample.docx
+++ b/Survoler.Tests/TestData/sample.docx
@@ -1,57 +1,1673 @@
 
 <file path=word/document.xml><?xml version="1.0" encoding="utf-8"?>
-<w:document xmlns:r="http://schemas.openxmlformats.org/officeDocument/2006/relationships" xmlns:m="http://schemas.openxmlformats.org/officeDocument/2006/math" xmlns:v="urn:schemas-microsoft-com:vml" xmlns:o="urn:schemas-microsoft-com:office:office" xmlns:w10="urn:schemas-microsoft-com:office:word" xmlns:wne="http://schemas.microsoft.com/office/word/2006/wordml" xmlns:wp="http://schemas.openxmlformats.org/drawingml/2006/wordprocessingDrawing" xmlns:wp14="http://schemas.microsoft.com/office/word/2010/wordprocessingDrawing" xmlns:w14="http://schemas.microsoft.com/office/word/2010/wordml" xmlns:a="http://schemas.openxmlformats.org/drawingml/2006/main" xmlns:pic="http://schemas.openxmlformats.org/drawingml/2006/picture" xmlns:wps="http://schemas.microsoft.com/office/word/2010/wordprocessingShape" xmlns:wpg="http://schemas.microsoft.com/office/word/2010/wordprocessingGroup" xmlns:wpi="http://schemas.microsoft.com/office/word/2010/wordprocessingInk" xmlns:wpc="http://schemas.microsoft.com/office/word/2010/wordprocessingCanvas" xmlns:w15="http://schemas.microsoft.com/office/word/2012/wordml" xmlns:mc="http://schemas.openxmlformats.org/markup-compatibility/2006" xmlns:w="http://schemas.openxmlformats.org/wordprocessingml/2006/main" mc:Ignorable="w14 w15 wp14">
+<w:document xmlns:wpc="http://schemas.microsoft.com/office/word/2010/wordprocessingCanvas" xmlns:cx="http://schemas.microsoft.com/office/drawing/2014/chartex" xmlns:cx1="http://schemas.microsoft.com/office/drawing/2015/9/8/chartex" xmlns:cx2="http://schemas.microsoft.com/office/drawing/2015/10/21/chartex" xmlns:cx3="http://schemas.microsoft.com/office/drawing/2016/5/9/chartex" xmlns:cx4="http://schemas.microsoft.com/office/drawing/2016/5/10/chartex" xmlns:cx5="http://schemas.microsoft.com/office/drawing/2016/5/11/chartex" xmlns:cx6="http://schemas.microsoft.com/office/drawing/2016/5/12/chartex" xmlns:cx7="http://schemas.microsoft.com/office/drawing/2016/5/13/chartex" xmlns:cx8="http://schemas.microsoft.com/office/drawing/2016/5/14/chartex" xmlns:mc="http://schemas.openxmlformats.org/markup-compatibility/2006" xmlns:aink="http://schemas.microsoft.com/office/drawing/2016/ink" xmlns:am3d="http://schemas.microsoft.com/office/drawing/2017/model3d" xmlns:o="urn:schemas-microsoft-com:office:office" xmlns:oel="http://schemas.microsoft.com/office/2019/extlst" xmlns:r="http://schemas.openxmlformats.org/officeDocument/2006/relationships" xmlns:m="http://schemas.openxmlformats.org/officeDocument/2006/math" xmlns:v="urn:schemas-microsoft-com:vml" xmlns:wp14="http://schemas.microsoft.com/office/word/2010/wordprocessingDrawing" xmlns:wp="http://schemas.openxmlformats.org/drawingml/2006/wordprocessingDrawing" xmlns:w10="urn:schemas-microsoft-com:office:word" xmlns:w="http://schemas.openxmlformats.org/wordprocessingml/2006/main" xmlns:w14="http://schemas.microsoft.com/office/word/2010/wordml" xmlns:w15="http://schemas.microsoft.com/office/word/2012/wordml" xmlns:w16cex="http://schemas.microsoft.com/office/word/2018/wordml/cex" xmlns:w16cid="http://schemas.microsoft.com/office/word/2016/wordml/cid" xmlns:w16="http://schemas.microsoft.com/office/word/2018/wordml" xmlns:w16du="http://schemas.microsoft.com/office/word/2023/wordml/word16du" xmlns:w16sdtdh="http://schemas.microsoft.com/office/word/2020/wordml/sdtdatahash" xmlns:w16sdtfl="http://schemas.microsoft.com/office/word/2024/wordml/sdtformatlock" xmlns:w16se="http://schemas.microsoft.com/office/word/2015/wordml/symex" xmlns:wpg="http://schemas.microsoft.com/office/word/2010/wordprocessingGroup" xmlns:wpi="http://schemas.microsoft.com/office/word/2010/wordprocessingInk" xmlns:wne="http://schemas.microsoft.com/office/word/2006/wordml" xmlns:wps="http://schemas.microsoft.com/office/word/2010/wordprocessingShape" mc:Ignorable="w14 w15 w16se w16cid w16 w16cex w16sdtdh w16sdtfl w16du wp14">
   <w:body>
     <w:p>
       <w:pPr>
-        <w:pStyle w:val="Heading1"/>
+        <w:spacing w:beforeLines="330" w:before="792"/>
+        <w:jc w:val="right"/>
+        <w:rPr>
+          <w:rFonts w:hint="eastAsia"/>
+        </w:rPr>
       </w:pPr>
       <w:r>
-        <w:rPr/>
-        <w:t xml:space="preserve">Survoler Word sample</w:t>
+        <w:rPr>
+          <w:rFonts w:hint="eastAsia"/>
+        </w:rPr>
+        <w:t>椰汁城</w:t>
+      </w:r>
+      <w:r>
+        <w:rPr>
+          <w:rFonts w:hint="eastAsia"/>
+        </w:rPr>
+        <w:t>发〔</w:t>
+      </w:r>
+      <w:r>
+        <w:t>20</w:t>
+      </w:r>
+      <w:r>
+        <w:rPr>
+          <w:rFonts w:hint="eastAsia"/>
+        </w:rPr>
+        <w:t>77</w:t>
+      </w:r>
+      <w:r>
+        <w:t>〕</w:t>
+      </w:r>
+      <w:r>
+        <w:rPr>
+          <w:rFonts w:hint="eastAsia"/>
+        </w:rPr>
+        <w:t>114514</w:t>
+      </w:r>
+      <w:r>
+        <w:t>号</w:t>
       </w:r>
     </w:p>
     <w:p>
-      <w:pPr/>
-      <w:r>
+      <w:pPr>
         <w:rPr>
           <w:b/>
           <w:color w:val="152B2A"/>
         </w:rPr>
-        <w:t xml:space="preserve">OfficeIMO renders this document as safe semantic HTML.</w:t>
+      </w:pPr>
+    </w:p>
+    <w:p>
+      <w:pPr>
+        <w:jc w:val="center"/>
+        <w:rPr>
+          <w:rFonts w:ascii="新宋体" w:eastAsia="新宋体" w:hAnsi="新宋体"/>
+          <w:b/>
+          <w:bCs/>
+          <w:sz w:val="52"/>
+          <w:szCs w:val="52"/>
+        </w:rPr>
+      </w:pPr>
+      <w:r>
+        <w:rPr>
+          <w:rFonts w:ascii="新宋体" w:eastAsia="新宋体" w:hAnsi="新宋体"/>
+          <w:b/>
+          <w:bCs/>
+          <w:sz w:val="52"/>
+          <w:szCs w:val="52"/>
+        </w:rPr>
+        <w:t>今天晚上吃什么</w:t>
+      </w:r>
+    </w:p>
+    <w:p>
+      <w:pPr>
+        <w:rPr>
+          <w:rFonts w:hint="eastAsia"/>
+        </w:rPr>
+      </w:pPr>
+    </w:p>
+    <w:p>
+      <w:pPr>
+        <w:spacing w:line="560" w:lineRule="exact"/>
+        <w:rPr>
+          <w:rFonts w:ascii="仿宋" w:eastAsia="仿宋" w:hAnsi="仿宋" w:hint="eastAsia"/>
+          <w:sz w:val="32"/>
+          <w:szCs w:val="32"/>
+        </w:rPr>
+      </w:pPr>
+      <w:r>
+        <w:rPr>
+          <w:rFonts w:ascii="仿宋" w:eastAsia="仿宋" w:hAnsi="仿宋" w:hint="eastAsia"/>
+          <w:sz w:val="32"/>
+          <w:szCs w:val="32"/>
+        </w:rPr>
+        <w:t xml:space="preserve">    我们都知道，只要有意义，那么就必须慎重考虑。生活中，若今天晚上吃什么出现了，我们就不得不考虑它出现了的事实。既然如何，这不禁令我深思。了解清楚今天晚上吃什么到底是一种怎么样的存在，是解决一切问题的关键。苏轼说过，古之立大事者，不惟有超世之才，亦必有坚忍不拔之志。这似乎解答了我的疑惑</w:t>
+      </w:r>
+      <w:proofErr w:type="gramStart"/>
+      <w:r>
+        <w:rPr>
+          <w:rFonts w:ascii="仿宋" w:eastAsia="仿宋" w:hAnsi="仿宋" w:hint="eastAsia"/>
+          <w:sz w:val="32"/>
+          <w:szCs w:val="32"/>
+        </w:rPr>
+        <w:t>。。</w:t>
+      </w:r>
+      <w:proofErr w:type="gramEnd"/>
+      <w:r>
+        <w:rPr>
+          <w:rFonts w:ascii="仿宋" w:eastAsia="仿宋" w:hAnsi="仿宋" w:hint="eastAsia"/>
+          <w:sz w:val="32"/>
+          <w:szCs w:val="32"/>
+        </w:rPr>
+        <w:t>从这个角度来看，这不禁令我深思。要想清楚，今天晚上吃什么，到底是一种怎么样的存在。要想清楚，今天晚上吃什么，到底是一种怎么样的存在。这是不可避免的。王尔德说过，我们都生活在阴沟里，但仍有人仰望星空。这启发了我</w:t>
+      </w:r>
+      <w:proofErr w:type="gramStart"/>
+      <w:r>
+        <w:rPr>
+          <w:rFonts w:ascii="仿宋" w:eastAsia="仿宋" w:hAnsi="仿宋" w:hint="eastAsia"/>
+          <w:sz w:val="32"/>
+          <w:szCs w:val="32"/>
+        </w:rPr>
+        <w:t>，。</w:t>
+      </w:r>
+      <w:proofErr w:type="gramEnd"/>
+      <w:r>
+        <w:rPr>
+          <w:rFonts w:ascii="仿宋" w:eastAsia="仿宋" w:hAnsi="仿宋" w:hint="eastAsia"/>
+          <w:sz w:val="32"/>
+          <w:szCs w:val="32"/>
+        </w:rPr>
+        <w:t>今天晚上吃什么，发生了会如何，不发生又会如何。今天晚上吃什么，发生了会如何，不发生又会如何。总而言之，这不禁令我深思。</w:t>
+      </w:r>
+    </w:p>
+    <w:p>
+      <w:pPr>
+        <w:spacing w:line="560" w:lineRule="exact"/>
+        <w:rPr>
+          <w:rFonts w:ascii="仿宋" w:eastAsia="仿宋" w:hAnsi="仿宋"/>
+          <w:sz w:val="32"/>
+          <w:szCs w:val="32"/>
+        </w:rPr>
+      </w:pPr>
+    </w:p>
+    <w:p>
+      <w:pPr>
+        <w:spacing w:line="560" w:lineRule="exact"/>
+        <w:rPr>
+          <w:rFonts w:ascii="仿宋" w:eastAsia="仿宋" w:hAnsi="仿宋" w:hint="eastAsia"/>
+          <w:sz w:val="32"/>
+          <w:szCs w:val="32"/>
+        </w:rPr>
+      </w:pPr>
+      <w:r>
+        <w:rPr>
+          <w:rFonts w:ascii="仿宋" w:eastAsia="仿宋" w:hAnsi="仿宋" w:hint="eastAsia"/>
+          <w:sz w:val="32"/>
+          <w:szCs w:val="32"/>
+        </w:rPr>
+        <w:t xml:space="preserve">    而这些并不是完全重要，更加重要的问题是，这不禁令我深思。带着这些问题，我们来审视一下莎士比亚说过，那脑袋里的智慧，就像打火石里的火花一样，不去打它是不肯出来的。这似乎解答了我的疑惑</w:t>
+      </w:r>
+      <w:proofErr w:type="gramStart"/>
+      <w:r>
+        <w:rPr>
+          <w:rFonts w:ascii="仿宋" w:eastAsia="仿宋" w:hAnsi="仿宋" w:hint="eastAsia"/>
+          <w:sz w:val="32"/>
+          <w:szCs w:val="32"/>
+        </w:rPr>
+        <w:t>。。</w:t>
+      </w:r>
+      <w:proofErr w:type="gramEnd"/>
+      <w:r>
+        <w:rPr>
+          <w:rFonts w:ascii="仿宋" w:eastAsia="仿宋" w:hAnsi="仿宋" w:hint="eastAsia"/>
+          <w:sz w:val="32"/>
+          <w:szCs w:val="32"/>
+        </w:rPr>
+        <w:t>就我个人来说，今天晚上吃什么对我的意义，不能不说非常重大。带</w:t>
+      </w:r>
+      <w:r>
+        <w:rPr>
+          <w:rFonts w:ascii="仿宋" w:eastAsia="仿宋" w:hAnsi="仿宋" w:hint="eastAsia"/>
+          <w:sz w:val="32"/>
+          <w:szCs w:val="32"/>
+        </w:rPr>
+        <w:lastRenderedPageBreak/>
+        <w:t>着这些问题，我们来审视一下现在，解决今天晚上吃什么的问题，是非常非常重要的。 所以，这不禁令我深思。了解清楚今天晚上吃什么到底是一种怎么样的存在，是解决一切问题的关键。问题的关键究竟为何？</w:t>
+      </w:r>
+    </w:p>
+    <w:p>
+      <w:pPr>
+        <w:spacing w:line="560" w:lineRule="exact"/>
+        <w:rPr>
+          <w:rFonts w:ascii="仿宋" w:eastAsia="仿宋" w:hAnsi="仿宋"/>
+          <w:sz w:val="32"/>
+          <w:szCs w:val="32"/>
+        </w:rPr>
+      </w:pPr>
+    </w:p>
+    <w:p>
+      <w:pPr>
+        <w:spacing w:line="560" w:lineRule="exact"/>
+        <w:rPr>
+          <w:rFonts w:ascii="仿宋" w:eastAsia="仿宋" w:hAnsi="仿宋"/>
+          <w:sz w:val="32"/>
+          <w:szCs w:val="32"/>
+        </w:rPr>
+      </w:pPr>
+      <w:r>
+        <w:rPr>
+          <w:rFonts w:ascii="仿宋" w:eastAsia="仿宋" w:hAnsi="仿宋" w:hint="eastAsia"/>
+          <w:sz w:val="32"/>
+          <w:szCs w:val="32"/>
+        </w:rPr>
+        <w:t xml:space="preserve">    那么，这不禁令我深思。莎士比亚说过，那脑袋里的智慧，就像打火石里的火花一样，不去打它是不肯出来的。这启发了我</w:t>
+      </w:r>
+      <w:proofErr w:type="gramStart"/>
+      <w:r>
+        <w:rPr>
+          <w:rFonts w:ascii="仿宋" w:eastAsia="仿宋" w:hAnsi="仿宋" w:hint="eastAsia"/>
+          <w:sz w:val="32"/>
+          <w:szCs w:val="32"/>
+        </w:rPr>
+        <w:t>，。</w:t>
+      </w:r>
+      <w:proofErr w:type="gramEnd"/>
+      <w:r>
+        <w:rPr>
+          <w:rFonts w:ascii="仿宋" w:eastAsia="仿宋" w:hAnsi="仿宋" w:hint="eastAsia"/>
+          <w:sz w:val="32"/>
+          <w:szCs w:val="32"/>
+        </w:rPr>
+        <w:t>我们都知道，只要有意义，那么就必须慎重考虑。总结的来说，这不禁令我深思。歌德曾经说过，流水在碰到底处时才会释放活力。这启发了我</w:t>
+      </w:r>
+      <w:proofErr w:type="gramStart"/>
+      <w:r>
+        <w:rPr>
+          <w:rFonts w:ascii="仿宋" w:eastAsia="仿宋" w:hAnsi="仿宋" w:hint="eastAsia"/>
+          <w:sz w:val="32"/>
+          <w:szCs w:val="32"/>
+        </w:rPr>
+        <w:t>，。</w:t>
+      </w:r>
+      <w:proofErr w:type="gramEnd"/>
+      <w:r>
+        <w:rPr>
+          <w:rFonts w:ascii="仿宋" w:eastAsia="仿宋" w:hAnsi="仿宋" w:hint="eastAsia"/>
+          <w:sz w:val="32"/>
+          <w:szCs w:val="32"/>
+        </w:rPr>
+        <w:t>要想清楚，今天晚上吃什么，到底是一种怎么样的存在。可是，即使是这样，今天晚上吃什么的出现仍然代表了一定的意义。</w:t>
+      </w:r>
+    </w:p>
+    <w:p/>
+    <w:p/>
+    <w:p/>
+    <w:p>
+      <w:r>
+        <w:rPr>
+          <w:b/>
+          <w:bCs/>
+          <w:color w:val="7030A0"/>
+        </w:rPr>
+        <w:t>In every seas</w:t>
+      </w:r>
+      <w:r>
+        <w:rPr>
+          <w:b/>
+          <w:bCs/>
+          <w:color w:val="EE0000"/>
+        </w:rPr>
+        <w:t>on, the autumn forest glided the rocky shore, weaving the slow story of a place into something worth pausin</w:t>
+      </w:r>
+      <w:r>
+        <w:rPr>
+          <w:b/>
+          <w:bCs/>
+          <w:color w:val="FFC000"/>
+        </w:rPr>
+        <w:t xml:space="preserve">g for. Under a starlit </w:t>
+      </w:r>
+      <w:proofErr w:type="spellStart"/>
+      <w:proofErr w:type="gramStart"/>
+      <w:r>
+        <w:rPr>
+          <w:b/>
+          <w:bCs/>
+          <w:color w:val="FFC000"/>
+        </w:rPr>
+        <w:t>sky,the</w:t>
+      </w:r>
+      <w:proofErr w:type="spellEnd"/>
+      <w:proofErr w:type="gramEnd"/>
+      <w:r>
+        <w:rPr>
+          <w:b/>
+          <w:bCs/>
+          <w:color w:val="FFC000"/>
+        </w:rPr>
+        <w:t xml:space="preserve"> silent </w:t>
+      </w:r>
+      <w:proofErr w:type="spellStart"/>
+      <w:r>
+        <w:rPr>
+          <w:b/>
+          <w:bCs/>
+          <w:color w:val="FFC000"/>
+        </w:rPr>
+        <w:t>foxcircledthe</w:t>
+      </w:r>
+      <w:proofErr w:type="spellEnd"/>
+      <w:r>
+        <w:rPr>
+          <w:b/>
+          <w:bCs/>
+          <w:color w:val="FFC000"/>
+        </w:rPr>
+        <w:t xml:space="preserve"> rocky shore. And </w:t>
+      </w:r>
+      <w:proofErr w:type="spellStart"/>
+      <w:proofErr w:type="gramStart"/>
+      <w:r>
+        <w:rPr>
+          <w:b/>
+          <w:bCs/>
+          <w:color w:val="FFC000"/>
+        </w:rPr>
+        <w:t>then,under</w:t>
+      </w:r>
+      <w:proofErr w:type="spellEnd"/>
+      <w:proofErr w:type="gramEnd"/>
+      <w:r>
+        <w:rPr>
+          <w:b/>
+          <w:bCs/>
+          <w:color w:val="FFC000"/>
+        </w:rPr>
+        <w:t xml:space="preserve"> a starlit </w:t>
+      </w:r>
+      <w:proofErr w:type="spellStart"/>
+      <w:proofErr w:type="gramStart"/>
+      <w:r>
+        <w:rPr>
+          <w:b/>
+          <w:bCs/>
+          <w:color w:val="FFC000"/>
+        </w:rPr>
+        <w:t>sky,the</w:t>
+      </w:r>
+      <w:proofErr w:type="spellEnd"/>
+      <w:proofErr w:type="gramEnd"/>
+      <w:r>
+        <w:rPr>
+          <w:b/>
+          <w:bCs/>
+          <w:color w:val="FFC000"/>
+        </w:rPr>
+        <w:t xml:space="preserve"> silent </w:t>
+      </w:r>
+      <w:proofErr w:type="spellStart"/>
+      <w:r>
+        <w:rPr>
+          <w:b/>
+          <w:bCs/>
+          <w:color w:val="FFC000"/>
+        </w:rPr>
+        <w:t>foxcircledthe</w:t>
+      </w:r>
+      <w:proofErr w:type="spellEnd"/>
+      <w:r>
+        <w:rPr>
+          <w:b/>
+          <w:bCs/>
+          <w:color w:val="FFC000"/>
+        </w:rPr>
+        <w:t xml:space="preserve"> silver sea. </w:t>
+      </w:r>
+      <w:proofErr w:type="spellStart"/>
+      <w:proofErr w:type="gramStart"/>
+      <w:r>
+        <w:rPr>
+          <w:b/>
+          <w:bCs/>
+          <w:color w:val="FFC000"/>
+        </w:rPr>
+        <w:t>Suddenly,the</w:t>
+      </w:r>
+      <w:proofErr w:type="spellEnd"/>
+      <w:proofErr w:type="gramEnd"/>
+      <w:r>
+        <w:rPr>
+          <w:b/>
+          <w:bCs/>
+          <w:color w:val="FFC000"/>
+        </w:rPr>
+        <w:t xml:space="preserve"> ancient </w:t>
+      </w:r>
+      <w:proofErr w:type="spellStart"/>
+      <w:r>
+        <w:rPr>
+          <w:b/>
+          <w:bCs/>
+          <w:color w:val="FFC000"/>
+        </w:rPr>
+        <w:t>oakwhisperedthe</w:t>
+      </w:r>
+      <w:proofErr w:type="spellEnd"/>
+      <w:r>
+        <w:rPr>
+          <w:b/>
+          <w:bCs/>
+          <w:color w:val="FFC000"/>
+        </w:rPr>
+        <w:t xml:space="preserve"> open </w:t>
+      </w:r>
+      <w:proofErr w:type="spellStart"/>
+      <w:proofErr w:type="gramStart"/>
+      <w:r>
+        <w:rPr>
+          <w:b/>
+          <w:bCs/>
+          <w:color w:val="FFC000"/>
+        </w:rPr>
+        <w:t>meadow</w:t>
+      </w:r>
+      <w:r>
+        <w:rPr>
+          <w:b/>
+          <w:bCs/>
+          <w:color w:val="FFFF00"/>
+        </w:rPr>
+        <w:t>,andthe</w:t>
+      </w:r>
+      <w:proofErr w:type="spellEnd"/>
+      <w:proofErr w:type="gramEnd"/>
+      <w:r>
+        <w:rPr>
+          <w:b/>
+          <w:bCs/>
+          <w:color w:val="FFFF00"/>
+        </w:rPr>
+        <w:t xml:space="preserve"> autumn </w:t>
+      </w:r>
+      <w:proofErr w:type="spellStart"/>
+      <w:r>
+        <w:rPr>
+          <w:b/>
+          <w:bCs/>
+          <w:color w:val="FFFF00"/>
+        </w:rPr>
+        <w:t>forestsheltereda</w:t>
+      </w:r>
+      <w:proofErr w:type="spellEnd"/>
+      <w:r>
+        <w:rPr>
+          <w:b/>
+          <w:bCs/>
+          <w:color w:val="FFFF00"/>
+        </w:rPr>
+        <w:t xml:space="preserve"> hidden glade. Without </w:t>
+      </w:r>
+      <w:proofErr w:type="spellStart"/>
+      <w:proofErr w:type="gramStart"/>
+      <w:r>
+        <w:rPr>
+          <w:b/>
+          <w:bCs/>
+          <w:color w:val="FFFF00"/>
+        </w:rPr>
+        <w:t>warning,through</w:t>
+      </w:r>
+      <w:proofErr w:type="spellEnd"/>
+      <w:proofErr w:type="gramEnd"/>
+      <w:r>
+        <w:rPr>
+          <w:b/>
+          <w:bCs/>
+          <w:color w:val="FFFF00"/>
+        </w:rPr>
+        <w:t xml:space="preserve"> the misty </w:t>
+      </w:r>
+      <w:proofErr w:type="spellStart"/>
+      <w:proofErr w:type="gramStart"/>
+      <w:r>
+        <w:rPr>
+          <w:b/>
+          <w:bCs/>
+          <w:color w:val="FFFF00"/>
+        </w:rPr>
+        <w:t>pines,the</w:t>
+      </w:r>
+      <w:proofErr w:type="spellEnd"/>
+      <w:proofErr w:type="gramEnd"/>
+      <w:r>
+        <w:rPr>
+          <w:b/>
+          <w:bCs/>
+          <w:color w:val="FFFF00"/>
+        </w:rPr>
+        <w:t xml:space="preserve"> autumn </w:t>
+      </w:r>
+      <w:proofErr w:type="spellStart"/>
+      <w:r>
+        <w:rPr>
+          <w:b/>
+          <w:bCs/>
+          <w:color w:val="FFFF00"/>
+        </w:rPr>
+        <w:t>forestcrossedthe</w:t>
+      </w:r>
+      <w:proofErr w:type="spellEnd"/>
+      <w:r>
+        <w:rPr>
+          <w:b/>
+          <w:bCs/>
+          <w:color w:val="FFFF00"/>
+        </w:rPr>
+        <w:t xml:space="preserve"> open meadow. In that very </w:t>
+      </w:r>
+      <w:proofErr w:type="spellStart"/>
+      <w:proofErr w:type="gramStart"/>
+      <w:r>
+        <w:rPr>
+          <w:b/>
+          <w:bCs/>
+          <w:color w:val="FFFF00"/>
+        </w:rPr>
+        <w:t>moment,the</w:t>
+      </w:r>
+      <w:proofErr w:type="spellEnd"/>
+      <w:proofErr w:type="gramEnd"/>
+      <w:r>
+        <w:rPr>
+          <w:b/>
+          <w:bCs/>
+          <w:color w:val="FFFF00"/>
+        </w:rPr>
+        <w:t xml:space="preserve"> rolling </w:t>
+      </w:r>
+      <w:proofErr w:type="spellStart"/>
+      <w:r>
+        <w:rPr>
+          <w:b/>
+          <w:bCs/>
+          <w:color w:val="FFFF00"/>
+        </w:rPr>
+        <w:t>fog</w:t>
+      </w:r>
+      <w:r>
+        <w:rPr>
+          <w:b/>
+          <w:bCs/>
+          <w:color w:val="92D050"/>
+        </w:rPr>
+        <w:t>whisperedthe</w:t>
+      </w:r>
+      <w:proofErr w:type="spellEnd"/>
+      <w:r>
+        <w:rPr>
+          <w:b/>
+          <w:bCs/>
+          <w:color w:val="92D050"/>
+        </w:rPr>
+        <w:t xml:space="preserve"> open </w:t>
+      </w:r>
+      <w:proofErr w:type="spellStart"/>
+      <w:proofErr w:type="gramStart"/>
+      <w:r>
+        <w:rPr>
+          <w:b/>
+          <w:bCs/>
+          <w:color w:val="92D050"/>
+        </w:rPr>
+        <w:t>meadow,anda</w:t>
+      </w:r>
+      <w:proofErr w:type="spellEnd"/>
+      <w:proofErr w:type="gramEnd"/>
+      <w:r>
+        <w:rPr>
+          <w:b/>
+          <w:bCs/>
+          <w:color w:val="92D050"/>
+        </w:rPr>
+        <w:t xml:space="preserve"> morning </w:t>
+      </w:r>
+      <w:proofErr w:type="spellStart"/>
+      <w:r>
+        <w:rPr>
+          <w:b/>
+          <w:bCs/>
+          <w:color w:val="92D050"/>
+        </w:rPr>
+        <w:t>breezewhisperedthe</w:t>
+      </w:r>
+      <w:proofErr w:type="spellEnd"/>
+      <w:r>
+        <w:rPr>
+          <w:b/>
+          <w:bCs/>
+          <w:color w:val="92D050"/>
+        </w:rPr>
+        <w:t xml:space="preserve"> rocky shore. When the du</w:t>
+      </w:r>
+      <w:r>
+        <w:rPr>
+          <w:b/>
+          <w:bCs/>
+          <w:color w:val="00B0F0"/>
+        </w:rPr>
+        <w:t xml:space="preserve">st </w:t>
+      </w:r>
+      <w:proofErr w:type="spellStart"/>
+      <w:proofErr w:type="gramStart"/>
+      <w:r>
+        <w:rPr>
+          <w:b/>
+          <w:bCs/>
+          <w:color w:val="00B0F0"/>
+        </w:rPr>
+        <w:t>settled,the</w:t>
+      </w:r>
+      <w:proofErr w:type="spellEnd"/>
+      <w:proofErr w:type="gramEnd"/>
+      <w:r>
+        <w:rPr>
+          <w:b/>
+          <w:bCs/>
+          <w:color w:val="00B0F0"/>
+        </w:rPr>
+        <w:t xml:space="preserve"> silent </w:t>
+      </w:r>
+      <w:proofErr w:type="spellStart"/>
+      <w:r>
+        <w:rPr>
+          <w:b/>
+          <w:bCs/>
+          <w:color w:val="00B0F0"/>
+        </w:rPr>
+        <w:t>foxshelteredthe</w:t>
+      </w:r>
+      <w:proofErr w:type="spellEnd"/>
+      <w:r>
+        <w:rPr>
+          <w:b/>
+          <w:bCs/>
+          <w:color w:val="00B0F0"/>
+        </w:rPr>
+        <w:t xml:space="preserve"> misty </w:t>
+      </w:r>
+      <w:proofErr w:type="spellStart"/>
+      <w:proofErr w:type="gramStart"/>
+      <w:r>
+        <w:rPr>
+          <w:b/>
+          <w:bCs/>
+          <w:color w:val="00B0F0"/>
+        </w:rPr>
+        <w:t>valley,anda</w:t>
+      </w:r>
+      <w:proofErr w:type="spellEnd"/>
+      <w:proofErr w:type="gramEnd"/>
+      <w:r>
+        <w:rPr>
+          <w:b/>
+          <w:bCs/>
+          <w:color w:val="00B0F0"/>
+        </w:rPr>
+        <w:t xml:space="preserve"> wandering </w:t>
+      </w:r>
+      <w:proofErr w:type="spellStart"/>
+      <w:r>
+        <w:rPr>
+          <w:b/>
+          <w:bCs/>
+          <w:color w:val="00B0F0"/>
+        </w:rPr>
+        <w:t>hikerawakenedthe</w:t>
+      </w:r>
+      <w:proofErr w:type="spellEnd"/>
+      <w:r>
+        <w:rPr>
+          <w:b/>
+          <w:bCs/>
+          <w:color w:val="00B0F0"/>
+        </w:rPr>
+        <w:t xml:space="preserve"> rock</w:t>
+      </w:r>
+      <w:r>
+        <w:rPr>
+          <w:b/>
+          <w:bCs/>
+          <w:color w:val="7030A0"/>
+        </w:rPr>
+        <w:t>y shore.</w:t>
+      </w:r>
+    </w:p>
+    <w:p/>
+    <w:p>
+      <w:r>
+        <w:rPr>
+          <w:noProof/>
+        </w:rPr>
+        <mc:AlternateContent>
+          <mc:Choice Requires="wps">
+            <w:drawing>
+              <wp:anchor distT="0" distB="0" distL="114300" distR="114300" simplePos="0" relativeHeight="251661312" behindDoc="0" locked="0" layoutInCell="1" allowOverlap="1" wp14:anchorId="705A3B6C" wp14:editId="50A6A375">
+                <wp:simplePos x="0" y="0"/>
+                <wp:positionH relativeFrom="column">
+                  <wp:posOffset>0</wp:posOffset>
+                </wp:positionH>
+                <wp:positionV relativeFrom="paragraph">
+                  <wp:posOffset>0</wp:posOffset>
+                </wp:positionV>
+                <wp:extent cx="1828800" cy="1828800"/>
+                <wp:effectExtent l="0" t="0" r="0" b="0"/>
+                <wp:wrapNone/>
+                <wp:docPr id="1585946931" name="文本框 1"/>
+                <wp:cNvGraphicFramePr/>
+                <a:graphic xmlns:a="http://schemas.openxmlformats.org/drawingml/2006/main">
+                  <a:graphicData uri="http://schemas.microsoft.com/office/word/2010/wordprocessingShape">
+                    <wps:wsp>
+                      <wps:cNvSpPr txBox="1"/>
+                      <wps:spPr>
+                        <a:xfrm>
+                          <a:off x="0" y="0"/>
+                          <a:ext cx="1828800" cy="1828800"/>
+                        </a:xfrm>
+                        <a:prstGeom prst="rect">
+                          <a:avLst/>
+                        </a:prstGeom>
+                        <a:noFill/>
+                        <a:ln>
+                          <a:noFill/>
+                        </a:ln>
+                      </wps:spPr>
+                      <wps:txbx>
+                        <w:txbxContent>
+                          <w:p>
+                            <w:pPr>
+                              <w:jc w:val="center"/>
+                              <w:rPr>
+                                <w:sz w:val="72"/>
+                                <w:szCs w:val="72"/>
+                                <w14:reflection w14:blurRad="6350" w14:stA="53000" w14:stPos="0" w14:endA="300" w14:endPos="35500" w14:dist="0" w14:dir="5400000" w14:fadeDir="5400000" w14:sx="100000" w14:sy="-90000" w14:kx="0" w14:ky="0" w14:algn="bl"/>
+                                <w14:textOutline w14:w="0" w14:cap="flat" w14:cmpd="sng" w14:algn="ctr">
+                                  <w14:noFill/>
+                                  <w14:prstDash w14:val="solid"/>
+                                  <w14:round/>
+                                </w14:textOutline>
+                                <w14:textFill>
+                                  <w14:gradFill>
+                                    <w14:gsLst>
+                                      <w14:gs w14:pos="0">
+                                        <w14:schemeClr w14:val="accent5">
+                                          <w14:lumMod w14:val="50000"/>
+                                        </w14:schemeClr>
+                                      </w14:gs>
+                                      <w14:gs w14:pos="50000">
+                                        <w14:schemeClr w14:val="accent5"/>
+                                      </w14:gs>
+                                      <w14:gs w14:pos="100000">
+                                        <w14:schemeClr w14:val="accent5">
+                                          <w14:lumMod w14:val="60000"/>
+                                          <w14:lumOff w14:val="40000"/>
+                                        </w14:schemeClr>
+                                      </w14:gs>
+                                    </w14:gsLst>
+                                    <w14:lin w14:ang="5400000" w14:scaled="0"/>
+                                  </w14:gradFill>
+                                </w14:textFill>
+                              </w:rPr>
+                            </w:pPr>
+                            <w:r>
+                              <w:rPr>
+                                <w:rFonts w:hint="eastAsia"/>
+                                <w:sz w:val="72"/>
+                                <w:szCs w:val="72"/>
+                                <w14:reflection w14:blurRad="6350" w14:stA="53000" w14:stPos="0" w14:endA="300" w14:endPos="35500" w14:dist="0" w14:dir="5400000" w14:fadeDir="5400000" w14:sx="100000" w14:sy="-90000" w14:kx="0" w14:ky="0" w14:algn="bl"/>
+                                <w14:textOutline w14:w="0" w14:cap="flat" w14:cmpd="sng" w14:algn="ctr">
+                                  <w14:noFill/>
+                                  <w14:prstDash w14:val="solid"/>
+                                  <w14:round/>
+                                </w14:textOutline>
+                                <w14:textFill>
+                                  <w14:gradFill>
+                                    <w14:gsLst>
+                                      <w14:gs w14:pos="0">
+                                        <w14:schemeClr w14:val="accent5">
+                                          <w14:lumMod w14:val="50000"/>
+                                        </w14:schemeClr>
+                                      </w14:gs>
+                                      <w14:gs w14:pos="50000">
+                                        <w14:schemeClr w14:val="accent5"/>
+                                      </w14:gs>
+                                      <w14:gs w14:pos="100000">
+                                        <w14:schemeClr w14:val="accent5">
+                                          <w14:lumMod w14:val="60000"/>
+                                          <w14:lumOff w14:val="40000"/>
+                                        </w14:schemeClr>
+                                      </w14:gs>
+                                    </w14:gsLst>
+                                    <w14:lin w14:ang="5400000" w14:scaled="0"/>
+                                  </w14:gradFill>
+                                </w14:textFill>
+                              </w:rPr>
+                              <w:t>艺！术！字！</w:t>
+                            </w:r>
+                          </w:p>
+                        </w:txbxContent>
+                      </wps:txbx>
+                      <wps:bodyPr rot="0" spcFirstLastPara="0" vertOverflow="overflow" horzOverflow="overflow" vert="horz" wrap="none" lIns="91440" tIns="45720" rIns="91440" bIns="45720" numCol="1" spcCol="0" rtlCol="0" fromWordArt="0" anchor="t" anchorCtr="0" forceAA="0" compatLnSpc="1">
+                        <a:prstTxWarp prst="textNoShape">
+                          <a:avLst/>
+                        </a:prstTxWarp>
+                        <a:spAutoFit/>
+                      </wps:bodyPr>
+                    </wps:wsp>
+                  </a:graphicData>
+                </a:graphic>
+              </wp:anchor>
+            </w:drawing>
+          </mc:Choice>
+          <mc:Fallback>
+            <w:pict>
+              <v:shapetype w14:anchorId="705A3B6C" id="_x0000_t202" coordsize="21600,21600" o:spt="202" path="m,l,21600r21600,l21600,xe">
+                <v:stroke joinstyle="miter"/>
+                <v:path gradientshapeok="t" o:connecttype="rect"/>
+              </v:shapetype>
+              <v:shape id="文本框 1" o:spid="_x0000_s1026" type="#_x0000_t202" style="position:absolute;margin-left:0;margin-top:0;width:2in;height:2in;z-index:251661312;visibility:visible;mso-wrap-style:none;mso-wrap-distance-left:9pt;mso-wrap-distance-top:0;mso-wrap-distance-right:9pt;mso-wrap-distance-bottom:0;mso-position-horizontal:absolute;mso-position-horizontal-relative:text;mso-position-vertical:absolute;mso-position-vertical-relative:text;v-text-anchor:top" o:gfxdata="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" filled="f" stroked="f">
+                <v:fill o:detectmouseclick="t"/>
+                <v:textbox style="mso-fit-shape-to-text:t">
+                  <w:txbxContent>
+                    <w:p>
+                      <w:pPr>
+                        <w:jc w:val="center"/>
+                        <w:rPr>
+                          <w:sz w:val="72"/>
+                          <w:szCs w:val="72"/>
+                          <w14:reflection w14:blurRad="6350" w14:stA="53000" w14:stPos="0" w14:endA="300" w14:endPos="35500" w14:dist="0" w14:dir="5400000" w14:fadeDir="5400000" w14:sx="100000" w14:sy="-90000" w14:kx="0" w14:ky="0" w14:algn="bl"/>
+                          <w14:textOutline w14:w="0" w14:cap="flat" w14:cmpd="sng" w14:algn="ctr">
+                            <w14:noFill/>
+                            <w14:prstDash w14:val="solid"/>
+                            <w14:round/>
+                          </w14:textOutline>
+                          <w14:textFill>
+                            <w14:gradFill>
+                              <w14:gsLst>
+                                <w14:gs w14:pos="0">
+                                  <w14:schemeClr w14:val="accent5">
+                                    <w14:lumMod w14:val="50000"/>
+                                  </w14:schemeClr>
+                                </w14:gs>
+                                <w14:gs w14:pos="50000">
+                                  <w14:schemeClr w14:val="accent5"/>
+                                </w14:gs>
+                                <w14:gs w14:pos="100000">
+                                  <w14:schemeClr w14:val="accent5">
+                                    <w14:lumMod w14:val="60000"/>
+                                    <w14:lumOff w14:val="40000"/>
+                                  </w14:schemeClr>
+                                </w14:gs>
+                              </w14:gsLst>
+                              <w14:lin w14:ang="5400000" w14:scaled="0"/>
+                            </w14:gradFill>
+                          </w14:textFill>
+                        </w:rPr>
+                      </w:pPr>
+                      <w:r>
+                        <w:rPr>
+                          <w:rFonts w:hint="eastAsia"/>
+                          <w:sz w:val="72"/>
+                          <w:szCs w:val="72"/>
+                          <w14:reflection w14:blurRad="6350" w14:stA="53000" w14:stPos="0" w14:endA="300" w14:endPos="35500" w14:dist="0" w14:dir="5400000" w14:fadeDir="5400000" w14:sx="100000" w14:sy="-90000" w14:kx="0" w14:ky="0" w14:algn="bl"/>
+                          <w14:textOutline w14:w="0" w14:cap="flat" w14:cmpd="sng" w14:algn="ctr">
+                            <w14:noFill/>
+                            <w14:prstDash w14:val="solid"/>
+                            <w14:round/>
+                          </w14:textOutline>
+                          <w14:textFill>
+                            <w14:gradFill>
+                              <w14:gsLst>
+                                <w14:gs w14:pos="0">
+                                  <w14:schemeClr w14:val="accent5">
+                                    <w14:lumMod w14:val="50000"/>
+                                  </w14:schemeClr>
+                                </w14:gs>
+                                <w14:gs w14:pos="50000">
+                                  <w14:schemeClr w14:val="accent5"/>
+                                </w14:gs>
+                                <w14:gs w14:pos="100000">
+                                  <w14:schemeClr w14:val="accent5">
+                                    <w14:lumMod w14:val="60000"/>
+                                    <w14:lumOff w14:val="40000"/>
+                                  </w14:schemeClr>
+                                </w14:gs>
+                              </w14:gsLst>
+                              <w14:lin w14:ang="5400000" w14:scaled="0"/>
+                            </w14:gradFill>
+                          </w14:textFill>
+                        </w:rPr>
+                        <w:t>艺！术！字！</w:t>
+                      </w:r>
+                    </w:p>
+                  </w:txbxContent>
+                </v:textbox>
+              </v:shape>
+            </w:pict>
+          </mc:Fallback>
+        </mc:AlternateContent>
+      </w:r>
+    </w:p>
+    <w:p>
+      <w:pPr>
+        <w:rPr>
+          <w:rFonts w:hint="eastAsia"/>
+        </w:rPr>
+      </w:pPr>
+      <w:r>
+        <w:rPr>
+          <w:noProof/>
+        </w:rPr>
+        <mc:AlternateContent>
+          <mc:Choice Requires="wps">
+            <w:drawing>
+              <wp:anchor distT="0" distB="0" distL="114300" distR="114300" simplePos="0" relativeHeight="251659264" behindDoc="0" locked="0" layoutInCell="1" allowOverlap="1" wp14:anchorId="53D32C95" wp14:editId="64CF0D52">
+                <wp:simplePos x="0" y="0"/>
+                <wp:positionH relativeFrom="column">
+                  <wp:posOffset>-85725</wp:posOffset>
+                </wp:positionH>
+                <wp:positionV relativeFrom="paragraph">
+                  <wp:posOffset>422910</wp:posOffset>
+                </wp:positionV>
+                <wp:extent cx="3457575" cy="2447925"/>
+                <wp:effectExtent l="0" t="0" r="0" b="0"/>
+                <wp:wrapNone/>
+                <wp:docPr id="1156230576" name="箭头: 环形 1"/>
+                <wp:cNvGraphicFramePr/>
+                <a:graphic xmlns:a="http://schemas.openxmlformats.org/drawingml/2006/main">
+                  <a:graphicData uri="http://schemas.microsoft.com/office/word/2010/wordprocessingShape">
+                    <wps:wsp>
+                      <wps:cNvSpPr/>
+                      <wps:spPr>
+                        <a:xfrm>
+                          <a:off x="0" y="0"/>
+                          <a:ext cx="3457575" cy="2447925"/>
+                        </a:xfrm>
+                        <a:prstGeom prst="circularArrow">
+                          <a:avLst/>
+                        </a:prstGeom>
+                      </wps:spPr>
+                      <wps:style>
+                        <a:lnRef idx="2">
+                          <a:schemeClr val="accent1">
+                            <a:shade val="15000"/>
+                          </a:schemeClr>
+                        </a:lnRef>
+                        <a:fillRef idx="1">
+                          <a:schemeClr val="accent1"/>
+                        </a:fillRef>
+                        <a:effectRef idx="0">
+                          <a:schemeClr val="accent1"/>
+                        </a:effectRef>
+                        <a:fontRef idx="minor">
+                          <a:schemeClr val="lt1"/>
+                        </a:fontRef>
+                      </wps:style>
+                      <wps:bodyPr rot="0" spcFirstLastPara="0" vertOverflow="overflow" horzOverflow="overflow" vert="horz" wrap="square" lIns="91440" tIns="45720" rIns="91440" bIns="45720" numCol="1" spcCol="0" rtlCol="0" fromWordArt="0" anchor="ctr" anchorCtr="0" forceAA="0" compatLnSpc="1">
+                        <a:prstTxWarp prst="textNoShape">
+                          <a:avLst/>
+                        </a:prstTxWarp>
+                        <a:noAutofit/>
+                      </wps:bodyPr>
+                    </wps:wsp>
+                  </a:graphicData>
+                </a:graphic>
+              </wp:anchor>
+            </w:drawing>
+          </mc:Choice>
+          <mc:Fallback>
+            <w:pict>
+              <v:shape w14:anchorId="3298B47A" id="箭头: 环形 1" o:spid="_x0000_s1026" style="position:absolute;margin-left:-6.75pt;margin-top:33.3pt;width:272.25pt;height:192.75pt;z-index:251659264;visibility:visible;mso-wrap-style:square;mso-wrap-distance-left:9pt;mso-wrap-distance-top:0;mso-wrap-distance-right:9pt;mso-wrap-distance-bottom:0;mso-position-horizontal:absolute;mso-position-horizontal-relative:text;mso-position-vertical:absolute;mso-position-vertical-relative:text;v-text-anchor:middle" coordsize="3457575,2447925" o:gfxdata="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" path="m152995,1223963v,-550262,613559,-1010981,1419192,-1065665c2250059,112286,2894681,367538,3170078,791018r119315,-1l3151584,1223962,2677412,791017r98242,c2508322,556414,2046926,430595,1577920,464404,939536,510423,458984,836632,458984,1223963r-305989,xe" fillcolor="#4472c4 [3204]" strokecolor="#09101d [484]" strokeweight="1pt">
+                <v:path arrowok="t" o:connecttype="custom" o:connectlocs="152995,1223963;1572187,158298;3170078,791018;3289393,791017;3151584,1223962;2677412,791017;2775654,791017;1577920,464404;458984,1223963;152995,1223963" o:connectangles="0,0,0,0,0,0,0,0,0,0"/>
+              </v:shape>
+            </w:pict>
+          </mc:Fallback>
+        </mc:AlternateContent>
       </w:r>
     </w:p>
     <w:sectPr>
+      <w:headerReference w:type="first" r:id="rId6"/>
       <w:pgSz w:w="11906" w:h="16838"/>
-      <w:pgMar w:top="1440" w:right="1800" w:bottom="1440" w:left="1800"/>
-      <w:docGrid w:type="default"/>
+      <w:pgMar w:top="1440" w:right="1797" w:bottom="1440" w:left="1797" w:header="720" w:footer="720" w:gutter="0"/>
+      <w:cols w:space="720"/>
+      <w:titlePg/>
+      <w:docGrid w:linePitch="299"/>
     </w:sectPr>
   </w:body>
 </w:document>
 </file>
 
-<file path=word/numbering.xml><?xml version="1.0" encoding="utf-8"?>
-<w:numbering xmlns:w="http://schemas.openxmlformats.org/wordprocessingml/2006/main"/>
+<file path=word/endnotes.xml><?xml version="1.0" encoding="utf-8"?>
+<w:endnotes xmlns:wpc="http://schemas.microsoft.com/office/word/2010/wordprocessingCanvas" xmlns:cx="http://schemas.microsoft.com/office/drawing/2014/chartex" xmlns:cx1="http://schemas.microsoft.com/office/drawing/2015/9/8/chartex" xmlns:cx2="http://schemas.microsoft.com/office/drawing/2015/10/21/chartex" xmlns:cx3="http://schemas.microsoft.com/office/drawing/2016/5/9/chartex" xmlns:cx4="http://schemas.microsoft.com/office/drawing/2016/5/10/chartex" xmlns:cx5="http://schemas.microsoft.com/office/drawing/2016/5/11/chartex" xmlns:cx6="http://schemas.microsoft.com/office/drawing/2016/5/12/chartex" xmlns:cx7="http://schemas.microsoft.com/office/drawing/2016/5/13/chartex" xmlns:cx8="http://schemas.microsoft.com/office/drawing/2016/5/14/chartex" xmlns:mc="http://schemas.openxmlformats.org/markup-compatibility/2006" xmlns:aink="http://schemas.microsoft.com/office/drawing/2016/ink" xmlns:am3d="http://schemas.microsoft.com/office/drawing/2017/model3d" xmlns:o="urn:schemas-microsoft-com:office:office" xmlns:oel="http://schemas.microsoft.com/office/2019/extlst" xmlns:r="http://schemas.openxmlformats.org/officeDocument/2006/relationships" xmlns:m="http://schemas.openxmlformats.org/officeDocument/2006/math" xmlns:v="urn:schemas-microsoft-com:vml" xmlns:wp14="http://schemas.microsoft.com/office/word/2010/wordprocessingDrawing" xmlns:wp="http://schemas.openxmlformats.org/drawingml/2006/wordprocessingDrawing" xmlns:w10="urn:schemas-microsoft-com:office:word" xmlns:w="http://schemas.openxmlformats.org/wordprocessingml/2006/main" xmlns:w14="http://schemas.microsoft.com/office/word/2010/wordml" xmlns:w15="http://schemas.microsoft.com/office/word/2012/wordml" xmlns:w16cex="http://schemas.microsoft.com/office/word/2018/wordml/cex" xmlns:w16cid="http://schemas.microsoft.com/office/word/2016/wordml/cid" xmlns:w16="http://schemas.microsoft.com/office/word/2018/wordml" xmlns:w16du="http://schemas.microsoft.com/office/word/2023/wordml/word16du" xmlns:w16sdtdh="http://schemas.microsoft.com/office/word/2020/wordml/sdtdatahash" xmlns:w16sdtfl="http://schemas.microsoft.com/office/word/2024/wordml/sdtformatlock" xmlns:w16se="http://schemas.microsoft.com/office/word/2015/wordml/symex" xmlns:wpg="http://schemas.microsoft.com/office/word/2010/wordprocessingGroup" xmlns:wpi="http://schemas.microsoft.com/office/word/2010/wordprocessingInk" xmlns:wne="http://schemas.microsoft.com/office/word/2006/wordml" xmlns:wps="http://schemas.microsoft.com/office/word/2010/wordprocessingShape" mc:Ignorable="w14 w15 w16se w16cid w16 w16cex w16sdtdh w16sdtfl w16du wp14">
+  <w:endnote w:type="separator" w:id="-1">
+    <w:p>
+      <w:pPr>
+        <w:spacing w:line="240" w:lineRule="auto"/>
+      </w:pPr>
+      <w:r>
+        <w:separator/>
+      </w:r>
+    </w:p>
+  </w:endnote>
+  <w:endnote w:type="continuationSeparator" w:id="0">
+    <w:p>
+      <w:pPr>
+        <w:spacing w:line="240" w:lineRule="auto"/>
+      </w:pPr>
+      <w:r>
+        <w:continuationSeparator/>
+      </w:r>
+    </w:p>
+  </w:endnote>
+</w:endnotes>
+</file>
+
+<file path=word/footnotes.xml><?xml version="1.0" encoding="utf-8"?>
+<w:footnotes xmlns:wpc="http://schemas.microsoft.com/office/word/2010/wordprocessingCanvas" xmlns:cx="http://schemas.microsoft.com/office/drawing/2014/chartex" xmlns:cx1="http://schemas.microsoft.com/office/drawing/2015/9/8/chartex" xmlns:cx2="http://schemas.microsoft.com/office/drawing/2015/10/21/chartex" xmlns:cx3="http://schemas.microsoft.com/office/drawing/2016/5/9/chartex" xmlns:cx4="http://schemas.microsoft.com/office/drawing/2016/5/10/chartex" xmlns:cx5="http://schemas.microsoft.com/office/drawing/2016/5/11/chartex" xmlns:cx6="http://schemas.microsoft.com/office/drawing/2016/5/12/chartex" xmlns:cx7="http://schemas.microsoft.com/office/drawing/2016/5/13/chartex" xmlns:cx8="http://schemas.microsoft.com/office/drawing/2016/5/14/chartex" xmlns:mc="http://schemas.openxmlformats.org/markup-compatibility/2006" xmlns:aink="http://schemas.microsoft.com/office/drawing/2016/ink" xmlns:am3d="http://schemas.microsoft.com/office/drawing/2017/model3d" xmlns:o="urn:schemas-microsoft-com:office:office" xmlns:oel="http://schemas.microsoft.com/office/2019/extlst" xmlns:r="http://schemas.openxmlformats.org/officeDocument/2006/relationships" xmlns:m="http://schemas.openxmlformats.org/officeDocument/2006/math" xmlns:v="urn:schemas-microsoft-com:vml" xmlns:wp14="http://schemas.microsoft.com/office/word/2010/wordprocessingDrawing" xmlns:wp="http://schemas.openxmlformats.org/drawingml/2006/wordprocessingDrawing" xmlns:w10="urn:schemas-microsoft-com:office:word" xmlns:w="http://schemas.openxmlformats.org/wordprocessingml/2006/main" xmlns:w14="http://schemas.microsoft.com/office/word/2010/wordml" xmlns:w15="http://schemas.microsoft.com/office/word/2012/wordml" xmlns:w16cex="http://schemas.microsoft.com/office/word/2018/wordml/cex" xmlns:w16cid="http://schemas.microsoft.com/office/word/2016/wordml/cid" xmlns:w16="http://schemas.microsoft.com/office/word/2018/wordml" xmlns:w16du="http://schemas.microsoft.com/office/word/2023/wordml/word16du" xmlns:w16sdtdh="http://schemas.microsoft.com/office/word/2020/wordml/sdtdatahash" xmlns:w16sdtfl="http://schemas.microsoft.com/office/word/2024/wordml/sdtformatlock" xmlns:w16se="http://schemas.microsoft.com/office/word/2015/wordml/symex" xmlns:wpg="http://schemas.microsoft.com/office/word/2010/wordprocessingGroup" xmlns:wpi="http://schemas.microsoft.com/office/word/2010/wordprocessingInk" xmlns:wne="http://schemas.microsoft.com/office/word/2006/wordml" xmlns:wps="http://schemas.microsoft.com/office/word/2010/wordprocessingShape" mc:Ignorable="w14 w15 w16se w16cid w16 w16cex w16sdtdh w16sdtfl w16du wp14">
+  <w:footnote w:type="separator" w:id="-1">
+    <w:p>
+      <w:pPr>
+        <w:spacing w:line="240" w:lineRule="auto"/>
+      </w:pPr>
+      <w:r>
+        <w:separator/>
+      </w:r>
+    </w:p>
+  </w:footnote>
+  <w:footnote w:type="continuationSeparator" w:id="0">
+    <w:p>
+      <w:pPr>
+        <w:spacing w:line="240" w:lineRule="auto"/>
+      </w:pPr>
+      <w:r>
+        <w:continuationSeparator/>
+      </w:r>
+    </w:p>
+  </w:footnote>
+</w:footnotes>
+</file>
+
+<file path=word/header1.xml><?xml version="1.0" encoding="utf-8"?>
+<w:hdr xmlns:wpc="http://schemas.microsoft.com/office/word/2010/wordprocessingCanvas" xmlns:cx="http://schemas.microsoft.com/office/drawing/2014/chartex" xmlns:cx1="http://schemas.microsoft.com/office/drawing/2015/9/8/chartex" xmlns:cx2="http://schemas.microsoft.com/office/drawing/2015/10/21/chartex" xmlns:cx3="http://schemas.microsoft.com/office/drawing/2016/5/9/chartex" xmlns:cx4="http://schemas.microsoft.com/office/drawing/2016/5/10/chartex" xmlns:cx5="http://schemas.microsoft.com/office/drawing/2016/5/11/chartex" xmlns:cx6="http://schemas.microsoft.com/office/drawing/2016/5/12/chartex" xmlns:cx7="http://schemas.microsoft.com/office/drawing/2016/5/13/chartex" xmlns:cx8="http://schemas.microsoft.com/office/drawing/2016/5/14/chartex" xmlns:mc="http://schemas.openxmlformats.org/markup-compatibility/2006" xmlns:aink="http://schemas.microsoft.com/office/drawing/2016/ink" xmlns:am3d="http://schemas.microsoft.com/office/drawing/2017/model3d" xmlns:o="urn:schemas-microsoft-com:office:office" xmlns:oel="http://schemas.microsoft.com/office/2019/extlst" xmlns:r="http://schemas.openxmlformats.org/officeDocument/2006/relationships" xmlns:m="http://schemas.openxmlformats.org/officeDocument/2006/math" xmlns:v="urn:schemas-microsoft-com:vml" xmlns:wp14="http://schemas.microsoft.com/office/word/2010/wordprocessingDrawing" xmlns:wp="http://schemas.openxmlformats.org/drawingml/2006/wordprocessingDrawing" xmlns:w10="urn:schemas-microsoft-com:office:word" xmlns:w="http://schemas.openxmlformats.org/wordprocessingml/2006/main" xmlns:w14="http://schemas.microsoft.com/office/word/2010/wordml" xmlns:w15="http://schemas.microsoft.com/office/word/2012/wordml" xmlns:w16cex="http://schemas.microsoft.com/office/word/2018/wordml/cex" xmlns:w16cid="http://schemas.microsoft.com/office/word/2016/wordml/cid" xmlns:w16="http://schemas.microsoft.com/office/word/2018/wordml" xmlns:w16du="http://schemas.microsoft.com/office/word/2023/wordml/word16du" xmlns:w16sdtdh="http://schemas.microsoft.com/office/word/2020/wordml/sdtdatahash" xmlns:w16sdtfl="http://schemas.microsoft.com/office/word/2024/wordml/sdtformatlock" xmlns:w16se="http://schemas.microsoft.com/office/word/2015/wordml/symex" xmlns:wpg="http://schemas.microsoft.com/office/word/2010/wordprocessingGroup" xmlns:wpi="http://schemas.microsoft.com/office/word/2010/wordprocessingInk" xmlns:wne="http://schemas.microsoft.com/office/word/2006/wordml" xmlns:wps="http://schemas.microsoft.com/office/word/2010/wordprocessingShape" mc:Ignorable="w14 w15 w16se w16cid w16 w16cex w16sdtdh w16sdtfl w16du wp14">
+  <w:p>
+    <w:pPr>
+      <w:pStyle w:val="a3"/>
+      <w:tabs>
+        <w:tab w:val="clear" w:pos="4153"/>
+        <w:tab w:val="center" w:pos="4156"/>
+      </w:tabs>
+      <w:rPr>
+        <w:rFonts w:ascii="华文中宋" w:eastAsia="华文中宋" w:hAnsi="华文中宋"/>
+        <w:color w:val="EE0000"/>
+        <w:w w:val="80"/>
+        <w:sz w:val="96"/>
+        <w:szCs w:val="96"/>
+      </w:rPr>
+    </w:pPr>
+    <w:r>
+      <w:rPr>
+        <w:rFonts w:ascii="华文中宋" w:eastAsia="华文中宋" w:hAnsi="华文中宋" w:hint="eastAsia"/>
+        <w:color w:val="EE0000"/>
+        <w:w w:val="80"/>
+        <w:sz w:val="96"/>
+        <w:szCs w:val="96"/>
+      </w:rPr>
+      <w:t>哇这个页眉是红色的</w:t>
+    </w:r>
+  </w:p>
+  <w:p>
+    <w:pPr>
+      <w:pStyle w:val="a3"/>
+      <w:rPr>
+        <w:rFonts w:ascii="华文中宋" w:eastAsia="华文中宋" w:hAnsi="华文中宋" w:hint="eastAsia"/>
+        <w:color w:val="EE0000"/>
+        <w:w w:val="80"/>
+        <w:sz w:val="11"/>
+        <w:szCs w:val="11"/>
+      </w:rPr>
+    </w:pPr>
+    <w:r>
+      <w:rPr>
+        <w:rFonts w:ascii="华文中宋" w:eastAsia="华文中宋" w:hAnsi="华文中宋" w:hint="eastAsia"/>
+        <w:noProof/>
+        <w:color w:val="EE0000"/>
+        <w:sz w:val="10"/>
+        <w:szCs w:val="10"/>
+      </w:rPr>
+      <mc:AlternateContent>
+        <mc:Choice Requires="wps">
+          <w:drawing>
+            <wp:anchor distT="0" distB="0" distL="114300" distR="114300" simplePos="0" relativeHeight="251659264" behindDoc="0" locked="0" layoutInCell="1" allowOverlap="1" wp14:anchorId="07AE1913" wp14:editId="2FA14680">
+              <wp:simplePos x="0" y="0"/>
+              <wp:positionH relativeFrom="margin">
+                <wp:align>left</wp:align>
+              </wp:positionH>
+              <wp:positionV relativeFrom="paragraph">
+                <wp:posOffset>353894</wp:posOffset>
+              </wp:positionV>
+              <wp:extent cx="5247166" cy="45719"/>
+              <wp:effectExtent l="0" t="0" r="10795" b="12065"/>
+              <wp:wrapNone/>
+              <wp:docPr id="105936105" name="矩形 4"/>
+              <wp:cNvGraphicFramePr/>
+              <a:graphic xmlns:a="http://schemas.openxmlformats.org/drawingml/2006/main">
+                <a:graphicData uri="http://schemas.microsoft.com/office/word/2010/wordprocessingShape">
+                  <wps:wsp>
+                    <wps:cNvSpPr/>
+                    <wps:spPr>
+                      <a:xfrm>
+                        <a:off x="0" y="0"/>
+                        <a:ext cx="5247166" cy="45719"/>
+                      </a:xfrm>
+                      <a:prstGeom prst="rect">
+                        <a:avLst/>
+                      </a:prstGeom>
+                      <a:solidFill>
+                        <a:srgbClr val="EE0000"/>
+                      </a:solidFill>
+                      <a:ln>
+                        <a:solidFill>
+                          <a:srgbClr val="EE0000"/>
+                        </a:solidFill>
+                      </a:ln>
+                    </wps:spPr>
+                    <wps:style>
+                      <a:lnRef idx="2">
+                        <a:schemeClr val="accent1">
+                          <a:shade val="15000"/>
+                        </a:schemeClr>
+                      </a:lnRef>
+                      <a:fillRef idx="1">
+                        <a:schemeClr val="accent1"/>
+                      </a:fillRef>
+                      <a:effectRef idx="0">
+                        <a:schemeClr val="accent1"/>
+                      </a:effectRef>
+                      <a:fontRef idx="minor">
+                        <a:schemeClr val="lt1"/>
+                      </a:fontRef>
+                    </wps:style>
+                    <wps:bodyPr rot="0" spcFirstLastPara="0" vertOverflow="overflow" horzOverflow="overflow" vert="horz" wrap="square" lIns="91440" tIns="45720" rIns="91440" bIns="45720" numCol="1" spcCol="0" rtlCol="0" fromWordArt="0" anchor="ctr" anchorCtr="0" forceAA="0" compatLnSpc="1">
+                      <a:prstTxWarp prst="textNoShape">
+                        <a:avLst/>
+                      </a:prstTxWarp>
+                      <a:noAutofit/>
+                    </wps:bodyPr>
+                  </wps:wsp>
+                </a:graphicData>
+              </a:graphic>
+              <wp14:sizeRelH relativeFrom="margin">
+                <wp14:pctWidth>0</wp14:pctWidth>
+              </wp14:sizeRelH>
+              <wp14:sizeRelV relativeFrom="margin">
+                <wp14:pctHeight>0</wp14:pctHeight>
+              </wp14:sizeRelV>
+            </wp:anchor>
+          </w:drawing>
+        </mc:Choice>
+        <mc:Fallback>
+          <w:pict>
+            <v:rect w14:anchorId="22520D94" id="矩形 4" o:spid="_x0000_s1026" style="position:absolute;margin-left:0;margin-top:27.85pt;width:413.15pt;height:3.6pt;z-index:251659264;visibility:visible;mso-wrap-style:square;mso-width-percent:0;mso-height-percent:0;mso-wrap-distance-left:9pt;mso-wrap-distance-top:0;mso-wrap-distance-right:9pt;mso-wrap-distance-bottom:0;mso-position-horizontal:left;mso-position-horizontal-relative:margin;mso-position-vertical:absolute;mso-position-vertical-relative:text;mso-width-percent:0;mso-height-percent:0;mso-width-relative:margin;mso-height-relative:margin;v-text-anchor:middle" o:gfxdata="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" fillcolor="#e00" strokecolor="#e00" strokeweight="1pt">
+              <w10:wrap anchorx="margin"/>
+            </v:rect>
+          </w:pict>
+        </mc:Fallback>
+      </mc:AlternateContent>
+    </w:r>
+  </w:p>
+</w:hdr>
 </file>
 
 <file path=word/styles.xml><?xml version="1.0" encoding="utf-8"?>
-<w:styles xmlns:w14="http://schemas.microsoft.com/office/word/2010/wordml" xmlns:mc="http://schemas.openxmlformats.org/markup-compatibility/2006" xmlns:w="http://schemas.openxmlformats.org/wordprocessingml/2006/main" mc:Ignorable="w14">
+<w:styles xmlns:mc="http://schemas.openxmlformats.org/markup-compatibility/2006" xmlns:r="http://schemas.openxmlformats.org/officeDocument/2006/relationships" xmlns:w="http://schemas.openxmlformats.org/wordprocessingml/2006/main" xmlns:w14="http://schemas.microsoft.com/office/word/2010/wordml" xmlns:w15="http://schemas.microsoft.com/office/word/2012/wordml" xmlns:w16cex="http://schemas.microsoft.com/office/word/2018/wordml/cex" xmlns:w16cid="http://schemas.microsoft.com/office/word/2016/wordml/cid" xmlns:w16="http://schemas.microsoft.com/office/word/2018/wordml" xmlns:w16du="http://schemas.microsoft.com/office/word/2023/wordml/word16du" xmlns:w16sdtdh="http://schemas.microsoft.com/office/word/2020/wordml/sdtdatahash" xmlns:w16sdtfl="http://schemas.microsoft.com/office/word/2024/wordml/sdtformatlock" xmlns:w16se="http://schemas.microsoft.com/office/word/2015/wordml/symex" mc:Ignorable="w14 w15 w16se w16cid w16 w16cex w16sdtdh w16sdtfl w16du">
   <w:docDefaults>
     <w:rPrDefault>
       <w:rPr>
-        <w:rFonts w:ascii="Times New Roman" w:hAnsi="Times New Roman"/>
+        <w:rFonts w:ascii="Times New Roman" w:eastAsiaTheme="minorEastAsia" w:hAnsi="Times New Roman" w:cs="Times New Roman"/>
         <w:sz w:val="22"/>
         <w:szCs w:val="22"/>
+        <w:lang w:val="en-US" w:eastAsia="zh-CN" w:bidi="ar-SA"/>
       </w:rPr>
     </w:rPrDefault>
     <w:pPrDefault/>
   </w:docDefaults>
-  <w:style w:type="paragraph" w:styleId="Normal" w:default="true">
+  <w:latentStyles w:defLockedState="0" w:defUIPriority="99" w:defSemiHidden="0" w:defUnhideWhenUsed="0" w:defQFormat="0" w:count="376">
+    <w:lsdException w:name="Normal" w:uiPriority="0" w:qFormat="1"/>
+    <w:lsdException w:name="heading 1" w:uiPriority="9" w:qFormat="1"/>
+    <w:lsdException w:name="heading 2" w:semiHidden="1" w:uiPriority="9" w:unhideWhenUsed="1" w:qFormat="1"/>
+    <w:lsdException w:name="heading 3" w:semiHidden="1" w:uiPriority="9" w:unhideWhenUsed="1" w:qFormat="1"/>
+    <w:lsdException w:name="heading 4" w:semiHidden="1" w:uiPriority="9" w:unhideWhenUsed="1" w:qFormat="1"/>
+    <w:lsdException w:name="heading 5" w:semiHidden="1" w:uiPriority="9" w:unhideWhenUsed="1" w:qFormat="1"/>
+    <w:lsdException w:name="heading 6" w:semiHidden="1" w:uiPriority="9" w:unhideWhenUsed="1" w:qFormat="1"/>
+    <w:lsdException w:name="heading 7" w:semiHidden="1" w:uiPriority="9" w:unhideWhenUsed="1" w:qFormat="1"/>
+    <w:lsdException w:name="heading 8" w:semiHidden="1" w:uiPriority="9" w:unhideWhenUsed="1" w:qFormat="1"/>
+    <w:lsdException w:name="heading 9" w:semiHidden="1" w:uiPriority="9" w:unhideWhenUsed="1" w:qFormat="1"/>
+    <w:lsdException w:name="index 1" w:semiHidden="1" w:unhideWhenUsed="1"/>
+    <w:lsdException w:name="index 2" w:semiHidden="1" w:unhideWhenUsed="1"/>
+    <w:lsdException w:name="index 3" w:semiHidden="1" w:unhideWhenUsed="1"/>
+    <w:lsdException w:name="index 4" w:semiHidden="1" w:unhideWhenUsed="1"/>
+    <w:lsdException w:name="index 5" w:semiHidden="1" w:unhideWhenUsed="1"/>
+    <w:lsdException w:name="index 6" w:semiHidden="1" w:unhideWhenUsed="1"/>
+    <w:lsdException w:name="index 7" w:semiHidden="1" w:unhideWhenUsed="1"/>
+    <w:lsdException w:name="index 8" w:semiHidden="1" w:unhideWhenUsed="1"/>
+    <w:lsdException w:name="index 9" w:semiHidden="1" w:unhideWhenUsed="1"/>
+    <w:lsdException w:name="toc 1" w:semiHidden="1" w:uiPriority="39" w:unhideWhenUsed="1"/>
+    <w:lsdException w:name="toc 2" w:semiHidden="1" w:uiPriority="39" w:unhideWhenUsed="1"/>
+    <w:lsdException w:name="toc 3" w:semiHidden="1" w:uiPriority="39" w:unhideWhenUsed="1"/>
+    <w:lsdException w:name="toc 4" w:semiHidden="1" w:uiPriority="39" w:unhideWhenUsed="1"/>
+    <w:lsdException w:name="toc 5" w:semiHidden="1" w:uiPriority="39" w:unhideWhenUsed="1"/>
+    <w:lsdException w:name="toc 6" w:semiHidden="1" w:uiPriority="39" w:unhideWhenUsed="1"/>
+    <w:lsdException w:name="toc 7" w:semiHidden="1" w:uiPriority="39" w:unhideWhenUsed="1"/>
+    <w:lsdException w:name="toc 8" w:semiHidden="1" w:uiPriority="39" w:unhideWhenUsed="1"/>
+    <w:lsdException w:name="toc 9" w:semiHidden="1" w:uiPriority="39" w:unhideWhenUsed="1"/>
+    <w:lsdException w:name="Normal Indent" w:semiHidden="1" w:unhideWhenUsed="1"/>
+    <w:lsdException w:name="footnote text" w:semiHidden="1" w:unhideWhenUsed="1"/>
+    <w:lsdException w:name="annotation text" w:semiHidden="1" w:unhideWhenUsed="1"/>
+    <w:lsdException w:name="header" w:semiHidden="1" w:unhideWhenUsed="1"/>
+    <w:lsdException w:name="footer" w:semiHidden="1" w:unhideWhenUsed="1"/>
+    <w:lsdException w:name="index heading" w:semiHidden="1" w:unhideWhenUsed="1"/>
+    <w:lsdException w:name="caption" w:semiHidden="1" w:uiPriority="35" w:unhideWhenUsed="1" w:qFormat="1"/>
+    <w:lsdException w:name="table of figures" w:semiHidden="1" w:unhideWhenUsed="1"/>
+    <w:lsdException w:name="envelope address" w:semiHidden="1" w:unhideWhenUsed="1"/>
+    <w:lsdException w:name="envelope return" w:semiHidden="1" w:unhideWhenUsed="1"/>
+    <w:lsdException w:name="footnote reference" w:semiHidden="1" w:unhideWhenUsed="1"/>
+    <w:lsdException w:name="annotation reference" w:semiHidden="1" w:unhideWhenUsed="1"/>
+    <w:lsdException w:name="line number" w:semiHidden="1" w:unhideWhenUsed="1"/>
+    <w:lsdException w:name="page number" w:semiHidden="1" w:unhideWhenUsed="1"/>
+    <w:lsdException w:name="endnote reference" w:semiHidden="1" w:unhideWhenUsed="1"/>
+    <w:lsdException w:name="endnote text" w:semiHidden="1" w:unhideWhenUsed="1"/>
+    <w:lsdException w:name="table of authorities" w:semiHidden="1" w:unhideWhenUsed="1"/>
+    <w:lsdException w:name="macro" w:semiHidden="1" w:unhideWhenUsed="1"/>
+    <w:lsdException w:name="toa heading" w:semiHidden="1" w:unhideWhenUsed="1"/>
+    <w:lsdException w:name="List" w:semiHidden="1" w:unhideWhenUsed="1"/>
+    <w:lsdException w:name="List Bullet" w:semiHidden="1" w:unhideWhenUsed="1"/>
+    <w:lsdException w:name="List Number" w:semiHidden="1" w:unhideWhenUsed="1"/>
+    <w:lsdException w:name="List 2" w:semiHidden="1" w:unhideWhenUsed="1"/>
+    <w:lsdException w:name="List 3" w:semiHidden="1" w:unhideWhenUsed="1"/>
+    <w:lsdException w:name="List 4" w:semiHidden="1" w:unhideWhenUsed="1"/>
+    <w:lsdException w:name="List 5" w:semiHidden="1" w:unhideWhenUsed="1"/>
+    <w:lsdException w:name="List Bullet 2" w:semiHidden="1" w:unhideWhenUsed="1"/>
+    <w:lsdException w:name="List Bullet 3" w:semiHidden="1" w:unhideWhenUsed="1"/>
+    <w:lsdException w:name="List Bullet 4" w:semiHidden="1" w:unhideWhenUsed="1"/>
+    <w:lsdException w:name="List Bullet 5" w:semiHidden="1" w:unhideWhenUsed="1"/>
+    <w:lsdException w:name="List Number 2" w:semiHidden="1" w:unhideWhenUsed="1"/>
+    <w:lsdException w:name="List Number 3" w:semiHidden="1" w:unhideWhenUsed="1"/>
+    <w:lsdException w:name="List Number 4" w:semiHidden="1" w:unhideWhenUsed="1"/>
+    <w:lsdException w:name="List Number 5" w:semiHidden="1" w:unhideWhenUsed="1"/>
+    <w:lsdException w:name="Title" w:uiPriority="10" w:qFormat="1"/>
+    <w:lsdException w:name="Closing" w:semiHidden="1" w:unhideWhenUsed="1"/>
+    <w:lsdException w:name="Signature" w:semiHidden="1" w:unhideWhenUsed="1"/>
+    <w:lsdException w:name="Default Paragraph Font" w:semiHidden="1" w:uiPriority="1" w:unhideWhenUsed="1"/>
+    <w:lsdException w:name="Body Text" w:semiHidden="1" w:unhideWhenUsed="1"/>
+    <w:lsdException w:name="Body Text Indent" w:semiHidden="1" w:unhideWhenUsed="1"/>
+    <w:lsdException w:name="List Continue" w:semiHidden="1" w:unhideWhenUsed="1"/>
+    <w:lsdException w:name="List Continue 2" w:semiHidden="1" w:unhideWhenUsed="1"/>
+    <w:lsdException w:name="List Continue 3" w:semiHidden="1" w:unhideWhenUsed="1"/>
+    <w:lsdException w:name="List Continue 4" w:semiHidden="1" w:unhideWhenUsed="1"/>
+    <w:lsdException w:name="List Continue 5" w:semiHidden="1" w:unhideWhenUsed="1"/>
+    <w:lsdException w:name="Message Header" w:semiHidden="1" w:unhideWhenUsed="1"/>
+    <w:lsdException w:name="Subtitle" w:uiPriority="11" w:qFormat="1"/>
+    <w:lsdException w:name="Salutation" w:semiHidden="1" w:unhideWhenUsed="1"/>
+    <w:lsdException w:name="Date" w:semiHidden="1" w:unhideWhenUsed="1"/>
+    <w:lsdException w:name="Body Text First Indent" w:semiHidden="1" w:unhideWhenUsed="1"/>
+    <w:lsdException w:name="Body Text First Indent 2" w:semiHidden="1" w:unhideWhenUsed="1"/>
+    <w:lsdException w:name="Note Heading" w:semiHidden="1" w:unhideWhenUsed="1"/>
+    <w:lsdException w:name="Body Text 2" w:semiHidden="1" w:unhideWhenUsed="1"/>
+    <w:lsdException w:name="Body Text 3" w:semiHidden="1" w:unhideWhenUsed="1"/>
+    <w:lsdException w:name="Body Text Indent 2" w:semiHidden="1" w:unhideWhenUsed="1"/>
+    <w:lsdException w:name="Body Text Indent 3" w:semiHidden="1" w:unhideWhenUsed="1"/>
+    <w:lsdException w:name="Block Text" w:semiHidden="1" w:unhideWhenUsed="1"/>
+    <w:lsdException w:name="Hyperlink" w:semiHidden="1" w:unhideWhenUsed="1"/>
+    <w:lsdException w:name="FollowedHyperlink" w:semiHidden="1" w:unhideWhenUsed="1"/>
+    <w:lsdException w:name="Strong" w:uiPriority="22" w:qFormat="1"/>
+    <w:lsdException w:name="Emphasis" w:uiPriority="20" w:qFormat="1"/>
+    <w:lsdException w:name="Document Map" w:semiHidden="1" w:unhideWhenUsed="1"/>
+    <w:lsdException w:name="Plain Text" w:semiHidden="1" w:unhideWhenUsed="1"/>
+    <w:lsdException w:name="E-mail Signature" w:semiHidden="1" w:unhideWhenUsed="1"/>
+    <w:lsdException w:name="HTML Top of Form" w:semiHidden="1" w:unhideWhenUsed="1"/>
+    <w:lsdException w:name="HTML Bottom of Form" w:semiHidden="1" w:unhideWhenUsed="1"/>
+    <w:lsdException w:name="Normal (Web)" w:semiHidden="1" w:unhideWhenUsed="1"/>
+    <w:lsdException w:name="HTML Acronym" w:semiHidden="1" w:unhideWhenUsed="1"/>
+    <w:lsdException w:name="HTML Address" w:semiHidden="1" w:unhideWhenUsed="1"/>
+    <w:lsdException w:name="HTML Cite" w:semiHidden="1" w:unhideWhenUsed="1"/>
+    <w:lsdException w:name="HTML Code" w:semiHidden="1" w:unhideWhenUsed="1"/>
+    <w:lsdException w:name="HTML Definition" w:semiHidden="1" w:unhideWhenUsed="1"/>
+    <w:lsdException w:name="HTML Keyboard" w:semiHidden="1" w:unhideWhenUsed="1"/>
+    <w:lsdException w:name="HTML Preformatted" w:semiHidden="1" w:unhideWhenUsed="1"/>
+    <w:lsdException w:name="HTML Sample" w:semiHidden="1" w:unhideWhenUsed="1"/>
+    <w:lsdException w:name="HTML Typewriter" w:semiHidden="1" w:unhideWhenUsed="1"/>
+    <w:lsdException w:name="HTML Variable" w:semiHidden="1" w:unhideWhenUsed="1"/>
+    <w:lsdException w:name="Normal Table" w:semiHidden="1" w:unhideWhenUsed="1"/>
+    <w:lsdException w:name="annotation subject" w:semiHidden="1" w:unhideWhenUsed="1"/>
+    <w:lsdException w:name="No List" w:semiHidden="1" w:unhideWhenUsed="1"/>
+    <w:lsdException w:name="Outline List 1" w:semiHidden="1" w:unhideWhenUsed="1"/>
+    <w:lsdException w:name="Outline List 2" w:semiHidden="1" w:unhideWhenUsed="1"/>
+    <w:lsdException w:name="Outline List 3" w:semiHidden="1" w:unhideWhenUsed="1"/>
+    <w:lsdException w:name="Table Simple 1" w:semiHidden="1" w:unhideWhenUsed="1"/>
+    <w:lsdException w:name="Table Simple 2" w:semiHidden="1" w:unhideWhenUsed="1"/>
+    <w:lsdException w:name="Table Simple 3" w:semiHidden="1" w:unhideWhenUsed="1"/>
+    <w:lsdException w:name="Table Classic 1" w:semiHidden="1" w:unhideWhenUsed="1"/>
+    <w:lsdException w:name="Table Classic 2" w:semiHidden="1" w:unhideWhenUsed="1"/>
+    <w:lsdException w:name="Table Classic 3" w:semiHidden="1" w:unhideWhenUsed="1"/>
+    <w:lsdException w:name="Table Classic 4" w:semiHidden="1" w:unhideWhenUsed="1"/>
+    <w:lsdException w:name="Table Colorful 1" w:semiHidden="1" w:unhideWhenUsed="1"/>
+    <w:lsdException w:name="Table Colorful 2" w:semiHidden="1" w:unhideWhenUsed="1"/>
+    <w:lsdException w:name="Table Colorful 3" w:semiHidden="1" w:unhideWhenUsed="1"/>
+    <w:lsdException w:name="Table Columns 1" w:semiHidden="1" w:unhideWhenUsed="1"/>
+    <w:lsdException w:name="Table Columns 2" w:semiHidden="1" w:unhideWhenUsed="1"/>
+    <w:lsdException w:name="Table Columns 3" w:semiHidden="1" w:unhideWhenUsed="1"/>
+    <w:lsdException w:name="Table Columns 4" w:semiHidden="1" w:unhideWhenUsed="1"/>
+    <w:lsdException w:name="Table Columns 5" w:semiHidden="1" w:unhideWhenUsed="1"/>
+    <w:lsdException w:name="Table Grid 1" w:semiHidden="1" w:unhideWhenUsed="1"/>
+    <w:lsdException w:name="Table Grid 2" w:semiHidden="1" w:unhideWhenUsed="1"/>
+    <w:lsdException w:name="Table Grid 3" w:semiHidden="1" w:unhideWhenUsed="1"/>
+    <w:lsdException w:name="Table Grid 4" w:semiHidden="1" w:unhideWhenUsed="1"/>
+    <w:lsdException w:name="Table Grid 5" w:semiHidden="1" w:unhideWhenUsed="1"/>
+    <w:lsdException w:name="Table Grid 6" w:semiHidden="1" w:unhideWhenUsed="1"/>
+    <w:lsdException w:name="Table Grid 7" w:semiHidden="1" w:unhideWhenUsed="1"/>
+    <w:lsdException w:name="Table Grid 8" w:semiHidden="1" w:unhideWhenUsed="1"/>
+    <w:lsdException w:name="Table List 1" w:semiHidden="1" w:unhideWhenUsed="1"/>
+    <w:lsdException w:name="Table List 2" w:semiHidden="1" w:unhideWhenUsed="1"/>
+    <w:lsdException w:name="Table List 3" w:semiHidden="1" w:unhideWhenUsed="1"/>
+    <w:lsdException w:name="Table List 4" w:semiHidden="1" w:unhideWhenUsed="1"/>
+    <w:lsdException w:name="Table List 5" w:semiHidden="1" w:unhideWhenUsed="1"/>
+    <w:lsdException w:name="Table List 6" w:semiHidden="1" w:unhideWhenUsed="1"/>
+    <w:lsdException w:name="Table List 7" w:semiHidden="1" w:unhideWhenUsed="1"/>
+    <w:lsdException w:name="Table List 8" w:semiHidden="1" w:unhideWhenUsed="1"/>
+    <w:lsdException w:name="Table 3D effects 1" w:semiHidden="1" w:unhideWhenUsed="1"/>
+    <w:lsdException w:name="Table 3D effects 2" w:semiHidden="1" w:unhideWhenUsed="1"/>
+    <w:lsdException w:name="Table 3D effects 3" w:semiHidden="1" w:unhideWhenUsed="1"/>
+    <w:lsdException w:name="Table Contemporary" w:semiHidden="1" w:unhideWhenUsed="1"/>
+    <w:lsdException w:name="Table Elegant" w:semiHidden="1" w:unhideWhenUsed="1"/>
+    <w:lsdException w:name="Table Professional" w:semiHidden="1" w:unhideWhenUsed="1"/>
+    <w:lsdException w:name="Table Subtle 1" w:semiHidden="1" w:unhideWhenUsed="1"/>
+    <w:lsdException w:name="Table Subtle 2" w:semiHidden="1" w:unhideWhenUsed="1"/>
+    <w:lsdException w:name="Table Web 1" w:semiHidden="1" w:unhideWhenUsed="1"/>
+    <w:lsdException w:name="Table Web 2" w:semiHidden="1" w:unhideWhenUsed="1"/>
+    <w:lsdException w:name="Table Web 3" w:semiHidden="1" w:unhideWhenUsed="1"/>
+    <w:lsdException w:name="Balloon Text" w:semiHidden="1" w:unhideWhenUsed="1"/>
+    <w:lsdException w:name="Table Grid" w:uiPriority="39"/>
+    <w:lsdException w:name="Table Theme" w:semiHidden="1" w:unhideWhenUsed="1"/>
+    <w:lsdException w:name="Placeholder Text" w:semiHidden="1"/>
+    <w:lsdException w:name="No Spacing" w:uiPriority="1" w:qFormat="1"/>
+    <w:lsdException w:name="Light Shading" w:uiPriority="60"/>
+    <w:lsdException w:name="Light List" w:uiPriority="61"/>
+    <w:lsdException w:name="Light Grid" w:uiPriority="62"/>
+    <w:lsdException w:name="Medium Shading 1" w:uiPriority="63"/>
+    <w:lsdException w:name="Medium Shading 2" w:uiPriority="64"/>
+    <w:lsdException w:name="Medium List 1" w:uiPriority="65"/>
+    <w:lsdException w:name="Medium List 2" w:uiPriority="66"/>
+    <w:lsdException w:name="Medium Grid 1" w:uiPriority="67"/>
+    <w:lsdException w:name="Medium Grid 2" w:uiPriority="68"/>
+    <w:lsdException w:name="Medium Grid 3" w:uiPriority="69"/>
+    <w:lsdException w:name="Dark List" w:uiPriority="70"/>
+    <w:lsdException w:name="Colorful Shading" w:uiPriority="71"/>
+    <w:lsdException w:name="Colorful List" w:uiPriority="72"/>
+    <w:lsdException w:name="Colorful Grid" w:uiPriority="73"/>
+    <w:lsdException w:name="Light Shading Accent 1" w:uiPriority="60"/>
+    <w:lsdException w:name="Light List Accent 1" w:uiPriority="61"/>
+    <w:lsdException w:name="Light Grid Accent 1" w:uiPriority="62"/>
+    <w:lsdException w:name="Medium Shading 1 Accent 1" w:uiPriority="63"/>
+    <w:lsdException w:name="Medium Shading 2 Accent 1" w:uiPriority="64"/>
+    <w:lsdException w:name="Medium List 1 Accent 1" w:uiPriority="65"/>
+    <w:lsdException w:name="Revision" w:semiHidden="1"/>
+    <w:lsdException w:name="List Paragraph" w:uiPriority="34" w:qFormat="1"/>
+    <w:lsdException w:name="Quote" w:uiPriority="29" w:qFormat="1"/>
+    <w:lsdException w:name="Intense Quote" w:uiPriority="30" w:qFormat="1"/>
+    <w:lsdException w:name="Medium List 2 Accent 1" w:uiPriority="66"/>
+    <w:lsdException w:name="Medium Grid 1 Accent 1" w:uiPriority="67"/>
+    <w:lsdException w:name="Medium Grid 2 Accent 1" w:uiPriority="68"/>
+    <w:lsdException w:name="Medium Grid 3 Accent 1" w:uiPriority="69"/>
+    <w:lsdException w:name="Dark List Accent 1" w:uiPriority="70"/>
+    <w:lsdException w:name="Colorful Shading Accent 1" w:uiPriority="71"/>
+    <w:lsdException w:name="Colorful List Accent 1" w:uiPriority="72"/>
+    <w:lsdException w:name="Colorful Grid Accent 1" w:uiPriority="73"/>
+    <w:lsdException w:name="Light Shading Accent 2" w:uiPriority="60"/>
+    <w:lsdException w:name="Light List Accent 2" w:uiPriority="61"/>
+    <w:lsdException w:name="Light Grid Accent 2" w:uiPriority="62"/>
+    <w:lsdException w:name="Medium Shading 1 Accent 2" w:uiPriority="63"/>
+    <w:lsdException w:name="Medium Shading 2 Accent 2" w:uiPriority="64"/>
+    <w:lsdException w:name="Medium List 1 Accent 2" w:uiPriority="65"/>
+    <w:lsdException w:name="Medium List 2 Accent 2" w:uiPriority="66"/>
+    <w:lsdException w:name="Medium Grid 1 Accent 2" w:uiPriority="67"/>
+    <w:lsdException w:name="Medium Grid 2 Accent 2" w:uiPriority="68"/>
+    <w:lsdException w:name="Medium Grid 3 Accent 2" w:uiPriority="69"/>
+    <w:lsdException w:name="Dark List Accent 2" w:uiPriority="70"/>
+    <w:lsdException w:name="Colorful Shading Accent 2" w:uiPriority="71"/>
+    <w:lsdException w:name="Colorful List Accent 2" w:uiPriority="72"/>
+    <w:lsdException w:name="Colorful Grid Accent 2" w:uiPriority="73"/>
+    <w:lsdException w:name="Light Shading Accent 3" w:uiPriority="60"/>
+    <w:lsdException w:name="Light List Accent 3" w:uiPriority="61"/>
+    <w:lsdException w:name="Light Grid Accent 3" w:uiPriority="62"/>
+    <w:lsdException w:name="Medium Shading 1 Accent 3" w:uiPriority="63"/>
+    <w:lsdException w:name="Medium Shading 2 Accent 3" w:uiPriority="64"/>
+    <w:lsdException w:name="Medium List 1 Accent 3" w:uiPriority="65"/>
+    <w:lsdException w:name="Medium List 2 Accent 3" w:uiPriority="66"/>
+    <w:lsdException w:name="Medium Grid 1 Accent 3" w:uiPriority="67"/>
+    <w:lsdException w:name="Medium Grid 2 Accent 3" w:uiPriority="68"/>
+    <w:lsdException w:name="Medium Grid 3 Accent 3" w:uiPriority="69"/>
+    <w:lsdException w:name="Dark List Accent 3" w:uiPriority="70"/>
+    <w:lsdException w:name="Colorful Shading Accent 3" w:uiPriority="71"/>
+    <w:lsdException w:name="Colorful List Accent 3" w:uiPriority="72"/>
+    <w:lsdException w:name="Colorful Grid Accent 3" w:uiPriority="73"/>
+    <w:lsdException w:name="Light Shading Accent 4" w:uiPriority="60"/>
+    <w:lsdException w:name="Light List Accent 4" w:uiPriority="61"/>
+    <w:lsdException w:name="Light Grid Accent 4" w:uiPriority="62"/>
+    <w:lsdException w:name="Medium Shading 1 Accent 4" w:uiPriority="63"/>
+    <w:lsdException w:name="Medium Shading 2 Accent 4" w:uiPriority="64"/>
+    <w:lsdException w:name="Medium List 1 Accent 4" w:uiPriority="65"/>
+    <w:lsdException w:name="Medium List 2 Accent 4" w:uiPriority="66"/>
+    <w:lsdException w:name="Medium Grid 1 Accent 4" w:uiPriority="67"/>
+    <w:lsdException w:name="Medium Grid 2 Accent 4" w:uiPriority="68"/>
+    <w:lsdException w:name="Medium Grid 3 Accent 4" w:uiPriority="69"/>
+    <w:lsdException w:name="Dark List Accent 4" w:uiPriority="70"/>
+    <w:lsdException w:name="Colorful Shading Accent 4" w:uiPriority="71"/>
+    <w:lsdException w:name="Colorful List Accent 4" w:uiPriority="72"/>
+    <w:lsdException w:name="Colorful Grid Accent 4" w:uiPriority="73"/>
+    <w:lsdException w:name="Light Shading Accent 5" w:uiPriority="60"/>
+    <w:lsdException w:name="Light List Accent 5" w:uiPriority="61"/>
+    <w:lsdException w:name="Light Grid Accent 5" w:uiPriority="62"/>
+    <w:lsdException w:name="Medium Shading 1 Accent 5" w:uiPriority="63"/>
+    <w:lsdException w:name="Medium Shading 2 Accent 5" w:uiPriority="64"/>
+    <w:lsdException w:name="Medium List 1 Accent 5" w:uiPriority="65"/>
+    <w:lsdException w:name="Medium List 2 Accent 5" w:uiPriority="66"/>
+    <w:lsdException w:name="Medium Grid 1 Accent 5" w:uiPriority="67"/>
+    <w:lsdException w:name="Medium Grid 2 Accent 5" w:uiPriority="68"/>
+    <w:lsdException w:name="Medium Grid 3 Accent 5" w:uiPriority="69"/>
+    <w:lsdException w:name="Dark List Accent 5" w:uiPriority="70"/>
+    <w:lsdException w:name="Colorful Shading Accent 5" w:uiPriority="71"/>
+    <w:lsdException w:name="Colorful List Accent 5" w:uiPriority="72"/>
+    <w:lsdException w:name="Colorful Grid Accent 5" w:uiPriority="73"/>
+    <w:lsdException w:name="Light Shading Accent 6" w:uiPriority="60"/>
+    <w:lsdException w:name="Light List Accent 6" w:uiPriority="61"/>
+    <w:lsdException w:name="Light Grid Accent 6" w:uiPriority="62"/>
+    <w:lsdException w:name="Medium Shading 1 Accent 6" w:uiPriority="63"/>
+    <w:lsdException w:name="Medium Shading 2 Accent 6" w:uiPriority="64"/>
+    <w:lsdException w:name="Medium List 1 Accent 6" w:uiPriority="65"/>
+    <w:lsdException w:name="Medium List 2 Accent 6" w:uiPriority="66"/>
+    <w:lsdException w:name="Medium Grid 1 Accent 6" w:uiPriority="67"/>
+    <w:lsdException w:name="Medium Grid 2 Accent 6" w:uiPriority="68"/>
+    <w:lsdException w:name="Medium Grid 3 Accent 6" w:uiPriority="69"/>
+    <w:lsdException w:name="Dark List Accent 6" w:uiPriority="70"/>
+    <w:lsdException w:name="Colorful Shading Accent 6" w:uiPriority="71"/>
+    <w:lsdException w:name="Colorful List Accent 6" w:uiPriority="72"/>
+    <w:lsdException w:name="Colorful Grid Accent 6" w:uiPriority="73"/>
+    <w:lsdException w:name="Subtle Emphasis" w:uiPriority="19" w:qFormat="1"/>
+    <w:lsdException w:name="Intense Emphasis" w:uiPriority="21" w:qFormat="1"/>
+    <w:lsdException w:name="Subtle Reference" w:uiPriority="31" w:qFormat="1"/>
+    <w:lsdException w:name="Intense Reference" w:uiPriority="32" w:qFormat="1"/>
+    <w:lsdException w:name="Book Title" w:uiPriority="33" w:qFormat="1"/>
+    <w:lsdException w:name="Bibliography" w:semiHidden="1" w:uiPriority="37" w:unhideWhenUsed="1"/>
+    <w:lsdException w:name="TOC Heading" w:semiHidden="1" w:uiPriority="39" w:unhideWhenUsed="1" w:qFormat="1"/>
+    <w:lsdException w:name="Plain Table 1" w:uiPriority="41"/>
+    <w:lsdException w:name="Plain Table 2" w:uiPriority="42"/>
+    <w:lsdException w:name="Plain Table 3" w:uiPriority="43"/>
+    <w:lsdException w:name="Plain Table 4" w:uiPriority="44"/>
+    <w:lsdException w:name="Plain Table 5" w:uiPriority="45"/>
+    <w:lsdException w:name="Grid Table Light" w:uiPriority="40"/>
+    <w:lsdException w:name="Grid Table 1 Light" w:uiPriority="46"/>
+    <w:lsdException w:name="Grid Table 2" w:uiPriority="47"/>
+    <w:lsdException w:name="Grid Table 3" w:uiPriority="48"/>
+    <w:lsdException w:name="Grid Table 4" w:uiPriority="49"/>
+    <w:lsdException w:name="Grid Table 5 Dark" w:uiPriority="50"/>
+    <w:lsdException w:name="Grid Table 6 Colorful" w:uiPriority="51"/>
+    <w:lsdException w:name="Grid Table 7 Colorful" w:uiPriority="52"/>
+    <w:lsdException w:name="Grid Table 1 Light Accent 1" w:uiPriority="46"/>
+    <w:lsdException w:name="Grid Table 2 Accent 1" w:uiPriority="47"/>
+    <w:lsdException w:name="Grid Table 3 Accent 1" w:uiPriority="48"/>
+    <w:lsdException w:name="Grid Table 4 Accent 1" w:uiPriority="49"/>
+    <w:lsdException w:name="Grid Table 5 Dark Accent 1" w:uiPriority="50"/>
+    <w:lsdException w:name="Grid Table 6 Colorful Accent 1" w:uiPriority="51"/>
+    <w:lsdException w:name="Grid Table 7 Colorful Accent 1" w:uiPriority="52"/>
+    <w:lsdException w:name="Grid Table 1 Light Accent 2" w:uiPriority="46"/>
+    <w:lsdException w:name="Grid Table 2 Accent 2" w:uiPriority="47"/>
+    <w:lsdException w:name="Grid Table 3 Accent 2" w:uiPriority="48"/>
+    <w:lsdException w:name="Grid Table 4 Accent 2" w:uiPriority="49"/>
+    <w:lsdException w:name="Grid Table 5 Dark Accent 2" w:uiPriority="50"/>
+    <w:lsdException w:name="Grid Table 6 Colorful Accent 2" w:uiPriority="51"/>
+    <w:lsdException w:name="Grid Table 7 Colorful Accent 2" w:uiPriority="52"/>
+    <w:lsdException w:name="Grid Table 1 Light Accent 3" w:uiPriority="46"/>
+    <w:lsdException w:name="Grid Table 2 Accent 3" w:uiPriority="47"/>
+    <w:lsdException w:name="Grid Table 3 Accent 3" w:uiPriority="48"/>
+    <w:lsdException w:name="Grid Table 4 Accent 3" w:uiPriority="49"/>
+    <w:lsdException w:name="Grid Table 5 Dark Accent 3" w:uiPriority="50"/>
+    <w:lsdException w:name="Grid Table 6 Colorful Accent 3" w:uiPriority="51"/>
+    <w:lsdException w:name="Grid Table 7 Colorful Accent 3" w:uiPriority="52"/>
+    <w:lsdException w:name="Grid Table 1 Light Accent 4" w:uiPriority="46"/>
+    <w:lsdException w:name="Grid Table 2 Accent 4" w:uiPriority="47"/>
+    <w:lsdException w:name="Grid Table 3 Accent 4" w:uiPriority="48"/>
+    <w:lsdException w:name="Grid Table 4 Accent 4" w:uiPriority="49"/>
+    <w:lsdException w:name="Grid Table 5 Dark Accent 4" w:uiPriority="50"/>
+    <w:lsdException w:name="Grid Table 6 Colorful Accent 4" w:uiPriority="51"/>
+    <w:lsdException w:name="Grid Table 7 Colorful Accent 4" w:uiPriority="52"/>
+    <w:lsdException w:name="Grid Table 1 Light Accent 5" w:uiPriority="46"/>
+    <w:lsdException w:name="Grid Table 2 Accent 5" w:uiPriority="47"/>
+    <w:lsdException w:name="Grid Table 3 Accent 5" w:uiPriority="48"/>
+    <w:lsdException w:name="Grid Table 4 Accent 5" w:uiPriority="49"/>
+    <w:lsdException w:name="Grid Table 5 Dark Accent 5" w:uiPriority="50"/>
+    <w:lsdException w:name="Grid Table 6 Colorful Accent 5" w:uiPriority="51"/>
+    <w:lsdException w:name="Grid Table 7 Colorful Accent 5" w:uiPriority="52"/>
+    <w:lsdException w:name="Grid Table 1 Light Accent 6" w:uiPriority="46"/>
+    <w:lsdException w:name="Grid Table 2 Accent 6" w:uiPriority="47"/>
+    <w:lsdException w:name="Grid Table 3 Accent 6" w:uiPriority="48"/>
+    <w:lsdException w:name="Grid Table 4 Accent 6" w:uiPriority="49"/>
+    <w:lsdException w:name="Grid Table 5 Dark Accent 6" w:uiPriority="50"/>
+    <w:lsdException w:name="Grid Table 6 Colorful Accent 6" w:uiPriority="51"/>
+    <w:lsdException w:name="Grid Table 7 Colorful Accent 6" w:uiPriority="52"/>
+    <w:lsdException w:name="List Table 1 Light" w:uiPriority="46"/>
+    <w:lsdException w:name="List Table 2" w:uiPriority="47"/>
+    <w:lsdException w:name="List Table 3" w:uiPriority="48"/>
+    <w:lsdException w:name="List Table 4" w:uiPriority="49"/>
+    <w:lsdException w:name="List Table 5 Dark" w:uiPriority="50"/>
+    <w:lsdException w:name="List Table 6 Colorful" w:uiPriority="51"/>
+    <w:lsdException w:name="List Table 7 Colorful" w:uiPriority="52"/>
+    <w:lsdException w:name="List Table 1 Light Accent 1" w:uiPriority="46"/>
+    <w:lsdException w:name="List Table 2 Accent 1" w:uiPriority="47"/>
+    <w:lsdException w:name="List Table 3 Accent 1" w:uiPriority="48"/>
+    <w:lsdException w:name="List Table 4 Accent 1" w:uiPriority="49"/>
+    <w:lsdException w:name="List Table 5 Dark Accent 1" w:uiPriority="50"/>
+    <w:lsdException w:name="List Table 6 Colorful Accent 1" w:uiPriority="51"/>
+    <w:lsdException w:name="List Table 7 Colorful Accent 1" w:uiPriority="52"/>
+    <w:lsdException w:name="List Table 1 Light Accent 2" w:uiPriority="46"/>
+    <w:lsdException w:name="List Table 2 Accent 2" w:uiPriority="47"/>
+    <w:lsdException w:name="List Table 3 Accent 2" w:uiPriority="48"/>
+    <w:lsdException w:name="List Table 4 Accent 2" w:uiPriority="49"/>
+    <w:lsdException w:name="List Table 5 Dark Accent 2" w:uiPriority="50"/>
+    <w:lsdException w:name="List Table 6 Colorful Accent 2" w:uiPriority="51"/>
+    <w:lsdException w:name="List Table 7 Colorful Accent 2" w:uiPriority="52"/>
+    <w:lsdException w:name="List Table 1 Light Accent 3" w:uiPriority="46"/>
+    <w:lsdException w:name="List Table 2 Accent 3" w:uiPriority="47"/>
+    <w:lsdException w:name="List Table 3 Accent 3" w:uiPriority="48"/>
+    <w:lsdException w:name="List Table 4 Accent 3" w:uiPriority="49"/>
+    <w:lsdException w:name="List Table 5 Dark Accent 3" w:uiPriority="50"/>
+    <w:lsdException w:name="List Table 6 Colorful Accent 3" w:uiPriority="51"/>
+    <w:lsdException w:name="List Table 7 Colorful Accent 3" w:uiPriority="52"/>
+    <w:lsdException w:name="List Table 1 Light Accent 4" w:uiPriority="46"/>
+    <w:lsdException w:name="List Table 2 Accent 4" w:uiPriority="47"/>
+    <w:lsdException w:name="List Table 3 Accent 4" w:uiPriority="48"/>
+    <w:lsdException w:name="List Table 4 Accent 4" w:uiPriority="49"/>
+    <w:lsdException w:name="List Table 5 Dark Accent 4" w:uiPriority="50"/>
+    <w:lsdException w:name="List Table 6 Colorful Accent 4" w:uiPriority="51"/>
+    <w:lsdException w:name="List Table 7 Colorful Accent 4" w:uiPriority="52"/>
+    <w:lsdException w:name="List Table 1 Light Accent 5" w:uiPriority="46"/>
+    <w:lsdException w:name="List Table 2 Accent 5" w:uiPriority="47"/>
+    <w:lsdException w:name="List Table 3 Accent 5" w:uiPriority="48"/>
+    <w:lsdException w:name="List Table 4 Accent 5" w:uiPriority="49"/>
+    <w:lsdException w:name="List Table 5 Dark Accent 5" w:uiPriority="50"/>
+    <w:lsdException w:name="List Table 6 Colorful Accent 5" w:uiPriority="51"/>
+    <w:lsdException w:name="List Table 7 Colorful Accent 5" w:uiPriority="52"/>
+    <w:lsdException w:name="List Table 1 Light Accent 6" w:uiPriority="46"/>
+    <w:lsdException w:name="List Table 2 Accent 6" w:uiPriority="47"/>
+    <w:lsdException w:name="List Table 3 Accent 6" w:uiPriority="48"/>
+    <w:lsdException w:name="List Table 4 Accent 6" w:uiPriority="49"/>
+    <w:lsdException w:name="List Table 5 Dark Accent 6" w:uiPriority="50"/>
+    <w:lsdException w:name="List Table 6 Colorful Accent 6" w:uiPriority="51"/>
+    <w:lsdException w:name="List Table 7 Colorful Accent 6" w:uiPriority="52"/>
+    <w:lsdException w:name="Mention" w:semiHidden="1" w:unhideWhenUsed="1"/>
+    <w:lsdException w:name="Smart Hyperlink" w:semiHidden="1" w:unhideWhenUsed="1"/>
+    <w:lsdException w:name="Hashtag" w:semiHidden="1" w:unhideWhenUsed="1"/>
+    <w:lsdException w:name="Unresolved Mention" w:semiHidden="1" w:unhideWhenUsed="1"/>
+    <w:lsdException w:name="Smart Link" w:semiHidden="1" w:unhideWhenUsed="1"/>
+  </w:latentStyles>
+  <w:style w:type="paragraph" w:default="1" w:styleId="a">
     <w:name w:val="Normal"/>
     <w:qFormat/>
     <w:pPr>
-      <w:spacing w:after="0" w:line="259" w:lineRule="auto"/>
+      <w:spacing w:line="259" w:lineRule="auto"/>
     </w:pPr>
+  </w:style>
+  <w:style w:type="character" w:default="1" w:styleId="a0">
+    <w:name w:val="Default Paragraph Font"/>
+    <w:uiPriority w:val="1"/>
+    <w:unhideWhenUsed/>
+  </w:style>
+  <w:style w:type="table" w:default="1" w:styleId="a1">
+    <w:name w:val="Normal Table"/>
+    <w:uiPriority w:val="99"/>
+    <w:semiHidden/>
+    <w:unhideWhenUsed/>
+    <w:tblPr>
+      <w:tblInd w:w="0" w:type="dxa"/>
+      <w:tblCellMar>
+        <w:top w:w="0" w:type="dxa"/>
+        <w:left w:w="108" w:type="dxa"/>
+        <w:bottom w:w="0" w:type="dxa"/>
+        <w:right w:w="108" w:type="dxa"/>
+      </w:tblCellMar>
+    </w:tblPr>
+  </w:style>
+  <w:style w:type="numbering" w:default="1" w:styleId="a2">
+    <w:name w:val="No List"/>
+    <w:uiPriority w:val="99"/>
+    <w:semiHidden/>
+    <w:unhideWhenUsed/>
+  </w:style>
+  <w:style w:type="paragraph" w:styleId="a3">
+    <w:name w:val="header"/>
+    <w:basedOn w:val="a"/>
+    <w:link w:val="a4"/>
+    <w:uiPriority w:val="99"/>
+    <w:unhideWhenUsed/>
+    <w:rsid w:val="005D3A1C"/>
+    <w:pPr>
+      <w:tabs>
+        <w:tab w:val="center" w:pos="4153"/>
+        <w:tab w:val="right" w:pos="8306"/>
+      </w:tabs>
+      <w:snapToGrid w:val="0"/>
+      <w:spacing w:line="240" w:lineRule="auto"/>
+      <w:jc w:val="center"/>
+    </w:pPr>
+    <w:rPr>
+      <w:sz w:val="18"/>
+      <w:szCs w:val="18"/>
+    </w:rPr>
+  </w:style>
+  <w:style w:type="character" w:customStyle="1" w:styleId="a4">
+    <w:name w:val="页眉 字符"/>
+    <w:basedOn w:val="a0"/>
+    <w:link w:val="a3"/>
+    <w:uiPriority w:val="99"/>
+    <w:rsid w:val="005D3A1C"/>
+    <w:rPr>
+      <w:sz w:val="18"/>
+      <w:szCs w:val="18"/>
+    </w:rPr>
+  </w:style>
+  <w:style w:type="paragraph" w:styleId="a5">
+    <w:name w:val="footer"/>
+    <w:basedOn w:val="a"/>
+    <w:link w:val="a6"/>
+    <w:uiPriority w:val="99"/>
+    <w:unhideWhenUsed/>
+    <w:rsid w:val="005D3A1C"/>
+    <w:pPr>
+      <w:tabs>
+        <w:tab w:val="center" w:pos="4153"/>
+        <w:tab w:val="right" w:pos="8306"/>
+      </w:tabs>
+      <w:snapToGrid w:val="0"/>
+      <w:spacing w:line="240" w:lineRule="auto"/>
+    </w:pPr>
+    <w:rPr>
+      <w:sz w:val="18"/>
+      <w:szCs w:val="18"/>
+    </w:rPr>
+  </w:style>
+  <w:style w:type="character" w:customStyle="1" w:styleId="a6">
+    <w:name w:val="页脚 字符"/>
+    <w:basedOn w:val="a0"/>
+    <w:link w:val="a5"/>
+    <w:uiPriority w:val="99"/>
+    <w:rsid w:val="005D3A1C"/>
+    <w:rPr>
+      <w:sz w:val="18"/>
+      <w:szCs w:val="18"/>
+    </w:rPr>
   </w:style>
 </w:styles>
 </file>
@@ -162,5 +1778,7 @@
       </a:bgFillStyleLst>
     </a:fmtScheme>
   </a:themeElements>
+  <a:objectDefaults/>
+  <a:extraClrSchemeLst/>
 </a:theme>
 </file>
--- a/Survoler.Tests/TestData/sample.docx
+++ b/Survoler.Tests/TestData/sample.docx
@@ -6,9 +6,6 @@
       <w:pPr>
         <w:spacing w:beforeLines="330" w:before="792"/>
         <w:jc w:val="right"/>
-        <w:rPr>
-          <w:rFonts w:hint="eastAsia"/>
-        </w:rPr>
       </w:pPr>
       <w:r>
         <w:rPr>
@@ -56,7 +53,7 @@
       <w:pPr>
         <w:jc w:val="center"/>
         <w:rPr>
-          <w:rFonts w:ascii="新宋体" w:eastAsia="新宋体" w:hAnsi="新宋体"/>
+          <w:rFonts w:ascii="NSimSun" w:eastAsia="NSimSun" w:hAnsi="NSimSun" w:hint="eastAsia"/>
           <w:b/>
           <w:bCs/>
           <w:sz w:val="52"/>
@@ -65,7 +62,7 @@
       </w:pPr>
       <w:r>
         <w:rPr>
-          <w:rFonts w:ascii="新宋体" w:eastAsia="新宋体" w:hAnsi="新宋体"/>
+          <w:rFonts w:ascii="NSimSun" w:eastAsia="NSimSun" w:hAnsi="NSimSun"/>
           <w:b/>
           <w:bCs/>
           <w:sz w:val="52"/>
@@ -74,34 +71,64 @@
         <w:t>今天晚上吃什么</w:t>
       </w:r>
     </w:p>
+    <w:p/>
     <w:p>
       <w:pPr>
-        <w:rPr>
-          <w:rFonts w:hint="eastAsia"/>
+        <w:spacing w:line="560" w:lineRule="exact"/>
+        <w:rPr>
+          <w:rFonts w:ascii="FangSong" w:eastAsia="FangSong" w:hAnsi="FangSong" w:hint="eastAsia"/>
+          <w:sz w:val="32"/>
+          <w:szCs w:val="32"/>
         </w:rPr>
       </w:pPr>
+      <w:r>
+        <w:rPr>
+          <w:rFonts w:ascii="FangSong" w:eastAsia="FangSong" w:hAnsi="FangSong" w:hint="eastAsia"/>
+          <w:sz w:val="32"/>
+          <w:szCs w:val="32"/>
+        </w:rPr>
+        <w:t xml:space="preserve">    我们都知道，只要有意义，那么就必须慎重考虑。生活中，若今天晚上吃什么出现了，我们就不得不考虑它出现了的事实。既然如何，这不禁令我深思。了解清楚今天晚上吃什么到底是一种怎么样的存在，是解决一切问题的关键。苏轼说过，古之立大事者，不惟有超世之才，亦必有坚忍不拔之志。这似乎解答了我的疑惑</w:t>
+      </w:r>
+      <w:proofErr w:type="gramStart"/>
+      <w:r>
+        <w:rPr>
+          <w:rFonts w:ascii="FangSong" w:eastAsia="FangSong" w:hAnsi="FangSong" w:hint="eastAsia"/>
+          <w:sz w:val="32"/>
+          <w:szCs w:val="32"/>
+        </w:rPr>
+        <w:t>。。</w:t>
+      </w:r>
+      <w:proofErr w:type="gramEnd"/>
+      <w:r>
+        <w:rPr>
+          <w:rFonts w:ascii="FangSong" w:eastAsia="FangSong" w:hAnsi="FangSong" w:hint="eastAsia"/>
+          <w:sz w:val="32"/>
+          <w:szCs w:val="32"/>
+        </w:rPr>
+        <w:t>从这个角度来看，这不禁令我深思。要想清楚，今天晚上吃什么，到底是一种怎么样的存在。要想清楚，今天晚上吃什么，到底是一种怎么样的存在。这是不可避免的。王尔德说过，我们都生活在阴沟里，但仍有人仰望星空。这启发了我。今天晚上吃什么，发生了会如何，不发生又会如何。今天晚上吃什么，发生了会如何，不发生又会如何。总而言之，这不禁令我深思。</w:t>
+      </w:r>
     </w:p>
     <w:p>
       <w:pPr>
         <w:spacing w:line="560" w:lineRule="exact"/>
         <w:rPr>
-          <w:rFonts w:ascii="仿宋" w:eastAsia="仿宋" w:hAnsi="仿宋" w:hint="eastAsia"/>
+          <w:rFonts w:ascii="FangSong" w:eastAsia="FangSong" w:hAnsi="FangSong" w:hint="eastAsia"/>
           <w:sz w:val="32"/>
           <w:szCs w:val="32"/>
         </w:rPr>
       </w:pPr>
       <w:r>
         <w:rPr>
-          <w:rFonts w:ascii="仿宋" w:eastAsia="仿宋" w:hAnsi="仿宋" w:hint="eastAsia"/>
+          <w:rFonts w:ascii="FangSong" w:eastAsia="FangSong" w:hAnsi="FangSong" w:hint="eastAsia"/>
           <w:sz w:val="32"/>
           <w:szCs w:val="32"/>
         </w:rPr>
-        <w:t xml:space="preserve">    我们都知道，只要有意义，那么就必须慎重考虑。生活中，若今天晚上吃什么出现了，我们就不得不考虑它出现了的事实。既然如何，这不禁令我深思。了解清楚今天晚上吃什么到底是一种怎么样的存在，是解决一切问题的关键。苏轼说过，古之立大事者，不惟有超世之才，亦必有坚忍不拔之志。这似乎解答了我的疑惑</w:t>
+        <w:t xml:space="preserve">    而这些并不是完全重要，更加重要的问题是，这不禁令我深思。带着这些问题，我们来审视一下莎士比亚说过，那脑袋里的智慧，就像打火石里的火花一样，不去打它是不肯出来的。这似乎解答了我的疑惑</w:t>
       </w:r>
       <w:proofErr w:type="gramStart"/>
       <w:r>
         <w:rPr>
-          <w:rFonts w:ascii="仿宋" w:eastAsia="仿宋" w:hAnsi="仿宋" w:hint="eastAsia"/>
+          <w:rFonts w:ascii="FangSong" w:eastAsia="FangSong" w:hAnsi="FangSong" w:hint="eastAsia"/>
           <w:sz w:val="32"/>
           <w:szCs w:val="32"/>
         </w:rPr>
@@ -110,154 +137,160 @@
       <w:proofErr w:type="gramEnd"/>
       <w:r>
         <w:rPr>
-          <w:rFonts w:ascii="仿宋" w:eastAsia="仿宋" w:hAnsi="仿宋" w:hint="eastAsia"/>
+          <w:rFonts w:ascii="FangSong" w:eastAsia="FangSong" w:hAnsi="FangSong" w:hint="eastAsia"/>
           <w:sz w:val="32"/>
           <w:szCs w:val="32"/>
         </w:rPr>
-        <w:t>从这个角度来看，这不禁令我深思。要想清楚，今天晚上吃什么，到底是一种怎么样的存在。要想清楚，今天晚上吃什么，到底是一种怎么样的存在。这是不可避免的。王尔德说过，我们都生活在阴沟里，但仍有人仰望星空。这启发了我</w:t>
-      </w:r>
-      <w:proofErr w:type="gramStart"/>
-      <w:r>
-        <w:rPr>
-          <w:rFonts w:ascii="仿宋" w:eastAsia="仿宋" w:hAnsi="仿宋" w:hint="eastAsia"/>
+        <w:t>就我个人来说，今天晚上吃什么对我的意义，不能不说非常重大。带着这些问题，我们来审视一下现在，解决今天晚上吃什么</w:t>
+      </w:r>
+      <w:r>
+        <w:rPr>
+          <w:rFonts w:ascii="FangSong" w:eastAsia="FangSong" w:hAnsi="FangSong" w:hint="eastAsia"/>
           <w:sz w:val="32"/>
           <w:szCs w:val="32"/>
         </w:rPr>
-        <w:t>，。</w:t>
-      </w:r>
-      <w:proofErr w:type="gramEnd"/>
-      <w:r>
-        <w:rPr>
-          <w:rFonts w:ascii="仿宋" w:eastAsia="仿宋" w:hAnsi="仿宋" w:hint="eastAsia"/>
-          <w:sz w:val="32"/>
-          <w:szCs w:val="32"/>
-        </w:rPr>
-        <w:t>今天晚上吃什么，发生了会如何，不发生又会如何。今天晚上吃什么，发生了会如何，不发生又会如何。总而言之，这不禁令我深思。</w:t>
+        <w:lastRenderedPageBreak/>
+        <w:t>的问题，是非常非常重要的。 所以，这不禁令我深思。了解清楚今天晚上吃什么到底是一种怎么样的存在，是解决一切问题的关键。问题的关键究竟为何？</w:t>
       </w:r>
     </w:p>
     <w:p>
       <w:pPr>
         <w:spacing w:line="560" w:lineRule="exact"/>
         <w:rPr>
-          <w:rFonts w:ascii="仿宋" w:eastAsia="仿宋" w:hAnsi="仿宋"/>
+          <w:rFonts w:ascii="FangSong" w:eastAsia="FangSong" w:hAnsi="FangSong" w:hint="eastAsia"/>
           <w:sz w:val="32"/>
           <w:szCs w:val="32"/>
+        </w:rPr>
+      </w:pPr>
+      <w:r>
+        <w:rPr>
+          <w:rFonts w:ascii="FangSong" w:eastAsia="FangSong" w:hAnsi="FangSong" w:hint="eastAsia"/>
+          <w:sz w:val="32"/>
+          <w:szCs w:val="32"/>
+        </w:rPr>
+        <w:t xml:space="preserve">    那么，这不禁令我深思。莎士比亚说过，那脑袋里的智慧，就像打火石里的火花一样，不去打它是不肯出来的。这启发了我</w:t>
+      </w:r>
+      <w:proofErr w:type="gramStart"/>
+      <w:r>
+        <w:rPr>
+          <w:rFonts w:ascii="FangSong" w:eastAsia="FangSong" w:hAnsi="FangSong" w:hint="eastAsia"/>
+          <w:sz w:val="32"/>
+          <w:szCs w:val="32"/>
+        </w:rPr>
+        <w:t>，。</w:t>
+      </w:r>
+      <w:proofErr w:type="gramEnd"/>
+      <w:r>
+        <w:rPr>
+          <w:rFonts w:ascii="FangSong" w:eastAsia="FangSong" w:hAnsi="FangSong" w:hint="eastAsia"/>
+          <w:sz w:val="32"/>
+          <w:szCs w:val="32"/>
+        </w:rPr>
+        <w:t>我们都知道，只要有意义，那么就必须慎重考虑。总结的来说，这不禁令我深思。歌德曾经说过，流水在碰到底处时才会释放活力。这启发了我</w:t>
+      </w:r>
+      <w:proofErr w:type="gramStart"/>
+      <w:r>
+        <w:rPr>
+          <w:rFonts w:ascii="FangSong" w:eastAsia="FangSong" w:hAnsi="FangSong" w:hint="eastAsia"/>
+          <w:sz w:val="32"/>
+          <w:szCs w:val="32"/>
+        </w:rPr>
+        <w:t>，。</w:t>
+      </w:r>
+      <w:proofErr w:type="gramEnd"/>
+      <w:r>
+        <w:rPr>
+          <w:rFonts w:ascii="FangSong" w:eastAsia="FangSong" w:hAnsi="FangSong" w:hint="eastAsia"/>
+          <w:sz w:val="32"/>
+          <w:szCs w:val="32"/>
+        </w:rPr>
+        <w:t>要想清楚，今天晚上吃什么，到底是一种怎么样的存在。可是，即使是这样，今天晚上吃什么的出现仍然代表了一定的意义。</w:t>
+      </w:r>
+    </w:p>
+    <w:p>
+      <w:pPr>
+        <w:rPr>
+          <w:rFonts w:hint="eastAsia"/>
         </w:rPr>
       </w:pPr>
     </w:p>
     <w:p>
-      <w:pPr>
-        <w:spacing w:line="560" w:lineRule="exact"/>
-        <w:rPr>
-          <w:rFonts w:ascii="仿宋" w:eastAsia="仿宋" w:hAnsi="仿宋" w:hint="eastAsia"/>
-          <w:sz w:val="32"/>
-          <w:szCs w:val="32"/>
-        </w:rPr>
-      </w:pPr>
-      <w:r>
-        <w:rPr>
-          <w:rFonts w:ascii="仿宋" w:eastAsia="仿宋" w:hAnsi="仿宋" w:hint="eastAsia"/>
-          <w:sz w:val="32"/>
-          <w:szCs w:val="32"/>
-        </w:rPr>
-        <w:t xml:space="preserve">    而这些并不是完全重要，更加重要的问题是，这不禁令我深思。带着这些问题，我们来审视一下莎士比亚说过，那脑袋里的智慧，就像打火石里的火花一样，不去打它是不肯出来的。这似乎解答了我的疑惑</w:t>
-      </w:r>
-      <w:proofErr w:type="gramStart"/>
-      <w:r>
-        <w:rPr>
-          <w:rFonts w:ascii="仿宋" w:eastAsia="仿宋" w:hAnsi="仿宋" w:hint="eastAsia"/>
-          <w:sz w:val="32"/>
-          <w:szCs w:val="32"/>
-        </w:rPr>
-        <w:t>。。</w:t>
-      </w:r>
-      <w:proofErr w:type="gramEnd"/>
-      <w:r>
-        <w:rPr>
-          <w:rFonts w:ascii="仿宋" w:eastAsia="仿宋" w:hAnsi="仿宋" w:hint="eastAsia"/>
-          <w:sz w:val="32"/>
-          <w:szCs w:val="32"/>
-        </w:rPr>
-        <w:t>就我个人来说，今天晚上吃什么对我的意义，不能不说非常重大。带</w:t>
-      </w:r>
-      <w:r>
-        <w:rPr>
-          <w:rFonts w:ascii="仿宋" w:eastAsia="仿宋" w:hAnsi="仿宋" w:hint="eastAsia"/>
-          <w:sz w:val="32"/>
-          <w:szCs w:val="32"/>
-        </w:rPr>
-        <w:lastRenderedPageBreak/>
-        <w:t>着这些问题，我们来审视一下现在，解决今天晚上吃什么的问题，是非常非常重要的。 所以，这不禁令我深思。了解清楚今天晚上吃什么到底是一种怎么样的存在，是解决一切问题的关键。问题的关键究竟为何？</w:t>
-      </w:r>
-    </w:p>
-    <w:p>
-      <w:pPr>
-        <w:spacing w:line="560" w:lineRule="exact"/>
-        <w:rPr>
-          <w:rFonts w:ascii="仿宋" w:eastAsia="仿宋" w:hAnsi="仿宋"/>
-          <w:sz w:val="32"/>
-          <w:szCs w:val="32"/>
-        </w:rPr>
-      </w:pPr>
-    </w:p>
-    <w:p>
-      <w:pPr>
-        <w:spacing w:line="560" w:lineRule="exact"/>
-        <w:rPr>
-          <w:rFonts w:ascii="仿宋" w:eastAsia="仿宋" w:hAnsi="仿宋"/>
-          <w:sz w:val="32"/>
-          <w:szCs w:val="32"/>
-        </w:rPr>
-      </w:pPr>
-      <w:r>
-        <w:rPr>
-          <w:rFonts w:ascii="仿宋" w:eastAsia="仿宋" w:hAnsi="仿宋" w:hint="eastAsia"/>
-          <w:sz w:val="32"/>
-          <w:szCs w:val="32"/>
-        </w:rPr>
-        <w:t xml:space="preserve">    那么，这不禁令我深思。莎士比亚说过，那脑袋里的智慧，就像打火石里的火花一样，不去打它是不肯出来的。这启发了我</w:t>
-      </w:r>
-      <w:proofErr w:type="gramStart"/>
-      <w:r>
-        <w:rPr>
-          <w:rFonts w:ascii="仿宋" w:eastAsia="仿宋" w:hAnsi="仿宋" w:hint="eastAsia"/>
-          <w:sz w:val="32"/>
-          <w:szCs w:val="32"/>
-        </w:rPr>
-        <w:t>，。</w:t>
-      </w:r>
-      <w:proofErr w:type="gramEnd"/>
-      <w:r>
-        <w:rPr>
-          <w:rFonts w:ascii="仿宋" w:eastAsia="仿宋" w:hAnsi="仿宋" w:hint="eastAsia"/>
-          <w:sz w:val="32"/>
-          <w:szCs w:val="32"/>
-        </w:rPr>
-        <w:t>我们都知道，只要有意义，那么就必须慎重考虑。总结的来说，这不禁令我深思。歌德曾经说过，流水在碰到底处时才会释放活力。这启发了我</w:t>
-      </w:r>
-      <w:proofErr w:type="gramStart"/>
-      <w:r>
-        <w:rPr>
-          <w:rFonts w:ascii="仿宋" w:eastAsia="仿宋" w:hAnsi="仿宋" w:hint="eastAsia"/>
-          <w:sz w:val="32"/>
-          <w:szCs w:val="32"/>
-        </w:rPr>
-        <w:t>，。</w:t>
-      </w:r>
-      <w:proofErr w:type="gramEnd"/>
-      <w:r>
-        <w:rPr>
-          <w:rFonts w:ascii="仿宋" w:eastAsia="仿宋" w:hAnsi="仿宋" w:hint="eastAsia"/>
-          <w:sz w:val="32"/>
-          <w:szCs w:val="32"/>
-        </w:rPr>
-        <w:t>要想清楚，今天晚上吃什么，到底是一种怎么样的存在。可是，即使是这样，今天晚上吃什么的出现仍然代表了一定的意义。</w:t>
-      </w:r>
-    </w:p>
-    <w:p/>
-    <w:p/>
-    <w:p/>
-    <w:p>
+      <w:r>
+        <w:rPr>
+          <w:noProof/>
+        </w:rPr>
+        <mc:AlternateContent>
+          <mc:Choice Requires="wps">
+            <w:drawing>
+              <wp:anchor distT="0" distB="0" distL="114300" distR="114300" simplePos="0" relativeHeight="251659264" behindDoc="0" locked="0" layoutInCell="1" allowOverlap="1" wp14:anchorId="53D32C95" wp14:editId="6B3360DA">
+                <wp:simplePos x="0" y="0"/>
+                <wp:positionH relativeFrom="column">
+                  <wp:posOffset>878774</wp:posOffset>
+                </wp:positionH>
+                <wp:positionV relativeFrom="paragraph">
+                  <wp:posOffset>111732</wp:posOffset>
+                </wp:positionV>
+                <wp:extent cx="3457575" cy="2447925"/>
+                <wp:effectExtent l="0" t="0" r="0" b="0"/>
+                <wp:wrapNone/>
+                <wp:docPr id="1156230576" name="箭头: 环形 1"/>
+                <wp:cNvGraphicFramePr/>
+                <a:graphic xmlns:a="http://schemas.openxmlformats.org/drawingml/2006/main">
+                  <a:graphicData uri="http://schemas.microsoft.com/office/word/2010/wordprocessingShape">
+                    <wps:wsp>
+                      <wps:cNvSpPr/>
+                      <wps:spPr>
+                        <a:xfrm>
+                          <a:off x="0" y="0"/>
+                          <a:ext cx="3457575" cy="2447925"/>
+                        </a:xfrm>
+                        <a:prstGeom prst="circularArrow">
+                          <a:avLst>
+                            <a:gd name="adj1" fmla="val 12500"/>
+                            <a:gd name="adj2" fmla="val 2111767"/>
+                            <a:gd name="adj3" fmla="val 20457681"/>
+                            <a:gd name="adj4" fmla="val 10800000"/>
+                            <a:gd name="adj5" fmla="val 12500"/>
+                          </a:avLst>
+                        </a:prstGeom>
+                      </wps:spPr>
+                      <wps:style>
+                        <a:lnRef idx="2">
+                          <a:schemeClr val="accent1">
+                            <a:shade val="15000"/>
+                          </a:schemeClr>
+                        </a:lnRef>
+                        <a:fillRef idx="1">
+                          <a:schemeClr val="accent1"/>
+                        </a:fillRef>
+                        <a:effectRef idx="0">
+                          <a:schemeClr val="accent1"/>
+                        </a:effectRef>
+                        <a:fontRef idx="minor">
+                          <a:schemeClr val="lt1"/>
+                        </a:fontRef>
+                      </wps:style>
+                      <wps:bodyPr rot="0" spcFirstLastPara="0" vertOverflow="overflow" horzOverflow="overflow" vert="horz" wrap="square" lIns="91440" tIns="45720" rIns="91440" bIns="45720" numCol="1" spcCol="0" rtlCol="0" fromWordArt="0" anchor="ctr" anchorCtr="0" forceAA="0" compatLnSpc="1">
+                        <a:prstTxWarp prst="textNoShape">
+                          <a:avLst/>
+                        </a:prstTxWarp>
+                        <a:noAutofit/>
+                      </wps:bodyPr>
+                    </wps:wsp>
+                  </a:graphicData>
+                </a:graphic>
+              </wp:anchor>
+            </w:drawing>
+          </mc:Choice>
+          <mc:Fallback>
+            <w:pict>
+              <v:shape w14:anchorId="43C7F2BB" id="箭头: 环形 1" o:spid="_x0000_s1026" style="position:absolute;margin-left:69.2pt;margin-top:8.8pt;width:272.25pt;height:192.75pt;z-index:251659264;visibility:visible;mso-wrap-style:square;mso-wrap-distance-left:9pt;mso-wrap-distance-top:0;mso-wrap-distance-right:9pt;mso-wrap-distance-bottom:0;mso-position-horizontal:absolute;mso-position-horizontal-relative:text;mso-position-vertical:absolute;mso-position-vertical-relative:text;v-text-anchor:middle" coordsize="3457575,2447925" o:gfxdata="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" path="m152995,1223963v,-557074,628376,-1021125,1445222,-1067284c2305683,116701,2965135,403167,3208827,856329r68480,19838l3026727,1600004,2689499,705866r-48494,-14049c2351867,511931,1934898,428682,1524659,468935,910252,529221,458984,848944,458984,1223963r-305989,xe" fillcolor="#4472c4 [3204]" strokecolor="#09101d [484]" strokeweight="1pt">
+                <v:path arrowok="t" o:connecttype="custom" o:connectlocs="152995,1223963;1598217,156679;3208827,856329;3277307,876167;3026727,1600004;2689499,705866;2641005,691817;1524659,468935;458984,1223963;152995,1223963" o:connectangles="0,0,0,0,0,0,0,0,0,0"/>
+              </v:shape>
+            </w:pict>
+          </mc:Fallback>
+        </mc:AlternateContent>
+      </w:r>
       <w:r>
         <w:rPr>
           <w:b/>
@@ -695,6 +728,234 @@
           <w:color w:val="7030A0"/>
         </w:rPr>
         <w:t>y shore.</w:t>
+      </w:r>
+      <w:r>
+        <w:rPr>
+          <w:b/>
+          <w:bCs/>
+          <w:color w:val="7030A0"/>
+        </w:rPr>
+        <w:t xml:space="preserve"> </w:t>
+      </w:r>
+      <w:r>
+        <w:rPr>
+          <w:b/>
+          <w:bCs/>
+          <w:color w:val="7030A0"/>
+        </w:rPr>
+        <w:drawing>
+          <wp:inline distT="0" distB="0" distL="0" distR="0" wp14:anchorId="53F97684" wp14:editId="3A8F26C7">
+            <wp:extent cx="2466975" cy="1457325"/>
+            <wp:effectExtent l="0" t="0" r="0" b="0"/>
+            <wp:docPr id="1978464481" name="图片 11"/>
+            <wp:cNvGraphicFramePr>
+              <a:graphicFrameLocks xmlns:a="http://schemas.openxmlformats.org/drawingml/2006/main" noChangeAspect="1"/>
+            </wp:cNvGraphicFramePr>
+            <a:graphic xmlns:a="http://schemas.openxmlformats.org/drawingml/2006/main">
+              <a:graphicData uri="http://schemas.openxmlformats.org/drawingml/2006/picture">
+                <pic:pic xmlns:pic="http://schemas.openxmlformats.org/drawingml/2006/picture">
+                  <pic:nvPicPr>
+                    <pic:cNvPr id="0" name="Picture 21"/>
+                    <pic:cNvPicPr>
+                      <a:picLocks noChangeAspect="1" noChangeArrowheads="1"/>
+                    </pic:cNvPicPr>
+                  </pic:nvPicPr>
+                  <pic:blipFill>
+                    <a:blip r:embed="rId6" cstate="print">
+                      <a:extLst>
+                        <a:ext uri="{28A0092B-C50C-407E-A947-70E740481C1C}">
+                          <a14:useLocalDpi xmlns:a14="http://schemas.microsoft.com/office/drawing/2010/main" val="0"/>
+                        </a:ext>
+                      </a:extLst>
+                    </a:blip>
+                    <a:srcRect/>
+                    <a:stretch>
+                      <a:fillRect/>
+                    </a:stretch>
+                  </pic:blipFill>
+                  <pic:spPr bwMode="auto">
+                    <a:xfrm>
+                      <a:off x="0" y="0"/>
+                      <a:ext cx="2466975" cy="1457325"/>
+                    </a:xfrm>
+                    <a:prstGeom prst="rect">
+                      <a:avLst/>
+                    </a:prstGeom>
+                    <a:noFill/>
+                    <a:ln>
+                      <a:noFill/>
+                    </a:ln>
+                  </pic:spPr>
+                </pic:pic>
+              </a:graphicData>
+            </a:graphic>
+          </wp:inline>
+        </w:drawing>
+      </w:r>
+      <w:r>
+        <w:rPr>
+          <w:b/>
+          <w:bCs/>
+          <w:color w:val="7030A0"/>
+        </w:rPr>
+        <w:drawing>
+          <wp:inline distT="0" distB="0" distL="0" distR="0" wp14:anchorId="24448065" wp14:editId="3FE475FC">
+            <wp:extent cx="2305050" cy="1533525"/>
+            <wp:effectExtent l="0" t="0" r="0" b="9525"/>
+            <wp:docPr id="1270803661" name="图片 10"/>
+            <wp:cNvGraphicFramePr>
+              <a:graphicFrameLocks xmlns:a="http://schemas.openxmlformats.org/drawingml/2006/main" noChangeAspect="1"/>
+            </wp:cNvGraphicFramePr>
+            <a:graphic xmlns:a="http://schemas.openxmlformats.org/drawingml/2006/main">
+              <a:graphicData uri="http://schemas.openxmlformats.org/drawingml/2006/picture">
+                <pic:pic xmlns:pic="http://schemas.openxmlformats.org/drawingml/2006/picture">
+                  <pic:nvPicPr>
+                    <pic:cNvPr id="0" name="Picture 22"/>
+                    <pic:cNvPicPr>
+                      <a:picLocks noChangeAspect="1" noChangeArrowheads="1"/>
+                    </pic:cNvPicPr>
+                  </pic:nvPicPr>
+                  <pic:blipFill>
+                    <a:blip r:embed="rId7" cstate="print">
+                      <a:extLst>
+                        <a:ext uri="{28A0092B-C50C-407E-A947-70E740481C1C}">
+                          <a14:useLocalDpi xmlns:a14="http://schemas.microsoft.com/office/drawing/2010/main" val="0"/>
+                        </a:ext>
+                      </a:extLst>
+                    </a:blip>
+                    <a:srcRect/>
+                    <a:stretch>
+                      <a:fillRect/>
+                    </a:stretch>
+                  </pic:blipFill>
+                  <pic:spPr bwMode="auto">
+                    <a:xfrm>
+                      <a:off x="0" y="0"/>
+                      <a:ext cx="2305050" cy="1533525"/>
+                    </a:xfrm>
+                    <a:prstGeom prst="rect">
+                      <a:avLst/>
+                    </a:prstGeom>
+                    <a:noFill/>
+                    <a:ln>
+                      <a:noFill/>
+                    </a:ln>
+                  </pic:spPr>
+                </pic:pic>
+              </a:graphicData>
+            </a:graphic>
+          </wp:inline>
+        </w:drawing>
+      </w:r>
+      <w:r>
+        <w:rPr>
+          <w:b/>
+          <w:bCs/>
+          <w:color w:val="7030A0"/>
+        </w:rPr>
+        <w:drawing>
+          <wp:inline distT="0" distB="0" distL="0" distR="0" wp14:anchorId="72FE5F61" wp14:editId="7ADE5EB6">
+            <wp:extent cx="1790700" cy="1143000"/>
+            <wp:effectExtent l="0" t="0" r="0" b="0"/>
+            <wp:docPr id="1489463821" name="图片 9"/>
+            <wp:cNvGraphicFramePr>
+              <a:graphicFrameLocks xmlns:a="http://schemas.openxmlformats.org/drawingml/2006/main" noChangeAspect="1"/>
+            </wp:cNvGraphicFramePr>
+            <a:graphic xmlns:a="http://schemas.openxmlformats.org/drawingml/2006/main">
+              <a:graphicData uri="http://schemas.openxmlformats.org/drawingml/2006/picture">
+                <pic:pic xmlns:pic="http://schemas.openxmlformats.org/drawingml/2006/picture">
+                  <pic:nvPicPr>
+                    <pic:cNvPr id="0" name="Picture 23"/>
+                    <pic:cNvPicPr>
+                      <a:picLocks noChangeAspect="1" noChangeArrowheads="1"/>
+                    </pic:cNvPicPr>
+                  </pic:nvPicPr>
+                  <pic:blipFill>
+                    <a:blip r:embed="rId8" cstate="print">
+                      <a:extLst>
+                        <a:ext uri="{28A0092B-C50C-407E-A947-70E740481C1C}">
+                          <a14:useLocalDpi xmlns:a14="http://schemas.microsoft.com/office/drawing/2010/main" val="0"/>
+                        </a:ext>
+                      </a:extLst>
+                    </a:blip>
+                    <a:srcRect t="41000" b="16275"/>
+                    <a:stretch>
+                      <a:fillRect/>
+                    </a:stretch>
+                  </pic:blipFill>
+                  <pic:spPr bwMode="auto">
+                    <a:xfrm>
+                      <a:off x="0" y="0"/>
+                      <a:ext cx="1790700" cy="1143000"/>
+                    </a:xfrm>
+                    <a:prstGeom prst="rect">
+                      <a:avLst/>
+                    </a:prstGeom>
+                    <a:noFill/>
+                    <a:ln>
+                      <a:noFill/>
+                    </a:ln>
+                  </pic:spPr>
+                </pic:pic>
+              </a:graphicData>
+            </a:graphic>
+          </wp:inline>
+        </w:drawing>
+      </w:r>
+      <w:r>
+        <w:rPr>
+          <w:b/>
+          <w:bCs/>
+          <w:color w:val="7030A0"/>
+        </w:rPr>
+        <w:drawing>
+          <wp:inline distT="0" distB="0" distL="0" distR="0" wp14:anchorId="239E1163" wp14:editId="2D17888D">
+            <wp:extent cx="1447800" cy="1114425"/>
+            <wp:effectExtent l="0" t="0" r="0" b="0"/>
+            <wp:docPr id="2066056525" name="图片 8"/>
+            <wp:cNvGraphicFramePr>
+              <a:graphicFrameLocks xmlns:a="http://schemas.openxmlformats.org/drawingml/2006/main" noChangeAspect="1"/>
+            </wp:cNvGraphicFramePr>
+            <a:graphic xmlns:a="http://schemas.openxmlformats.org/drawingml/2006/main">
+              <a:graphicData uri="http://schemas.openxmlformats.org/drawingml/2006/picture">
+                <pic:pic xmlns:pic="http://schemas.openxmlformats.org/drawingml/2006/picture">
+                  <pic:nvPicPr>
+                    <pic:cNvPr id="0" name="Picture 24"/>
+                    <pic:cNvPicPr>
+                      <a:picLocks noChangeAspect="1" noChangeArrowheads="1"/>
+                    </pic:cNvPicPr>
+                  </pic:nvPicPr>
+                  <pic:blipFill>
+                    <a:blip r:embed="rId9" cstate="print">
+                      <a:extLst>
+                        <a:ext uri="{28A0092B-C50C-407E-A947-70E740481C1C}">
+                          <a14:useLocalDpi xmlns:a14="http://schemas.microsoft.com/office/drawing/2010/main" val="0"/>
+                        </a:ext>
+                      </a:extLst>
+                    </a:blip>
+                    <a:srcRect l="8920" t="56546" r="31949" b="12932"/>
+                    <a:stretch>
+                      <a:fillRect/>
+                    </a:stretch>
+                  </pic:blipFill>
+                  <pic:spPr bwMode="auto">
+                    <a:xfrm>
+                      <a:off x="0" y="0"/>
+                      <a:ext cx="1447800" cy="1114425"/>
+                    </a:xfrm>
+                    <a:prstGeom prst="rect">
+                      <a:avLst/>
+                    </a:prstGeom>
+                    <a:noFill/>
+                    <a:ln>
+                      <a:noFill/>
+                    </a:ln>
+                  </pic:spPr>
+                </pic:pic>
+              </a:graphicData>
+            </a:graphic>
+          </wp:inline>
+        </w:drawing>
       </w:r>
     </w:p>
     <w:p/>
@@ -830,7 +1091,6 @@
                 <v:path gradientshapeok="t" o:connecttype="rect"/>
               </v:shapetype>
               <v:shape id="文本框 1" o:spid="_x0000_s1026" type="#_x0000_t202" style="position:absolute;margin-left:0;margin-top:0;width:2in;height:2in;z-index:251661312;visibility:visible;mso-wrap-style:none;mso-wrap-distance-left:9pt;mso-wrap-distance-top:0;mso-wrap-distance-right:9pt;mso-wrap-distance-bottom:0;mso-position-horizontal:absolute;mso-position-horizontal-relative:text;mso-position-vertical:absolute;mso-position-vertical-relative:text;v-text-anchor:top" o:gfxdata="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" filled="f" stroked="f">
-                <v:fill o:detectmouseclick="t"/>
                 <v:textbox style="mso-fit-shape-to-text:t">
                   <w:txbxContent>
                     <w:p>
@@ -912,85 +1172,9 @@
         </mc:AlternateContent>
       </w:r>
     </w:p>
-    <w:p>
-      <w:pPr>
-        <w:rPr>
-          <w:rFonts w:hint="eastAsia"/>
-        </w:rPr>
-      </w:pPr>
-      <w:r>
-        <w:rPr>
-          <w:noProof/>
-        </w:rPr>
-        <mc:AlternateContent>
-          <mc:Choice Requires="wps">
-            <w:drawing>
-              <wp:anchor distT="0" distB="0" distL="114300" distR="114300" simplePos="0" relativeHeight="251659264" behindDoc="0" locked="0" layoutInCell="1" allowOverlap="1" wp14:anchorId="53D32C95" wp14:editId="64CF0D52">
-                <wp:simplePos x="0" y="0"/>
-                <wp:positionH relativeFrom="column">
-                  <wp:posOffset>-85725</wp:posOffset>
-                </wp:positionH>
-                <wp:positionV relativeFrom="paragraph">
-                  <wp:posOffset>422910</wp:posOffset>
-                </wp:positionV>
-                <wp:extent cx="3457575" cy="2447925"/>
-                <wp:effectExtent l="0" t="0" r="0" b="0"/>
-                <wp:wrapNone/>
-                <wp:docPr id="1156230576" name="箭头: 环形 1"/>
-                <wp:cNvGraphicFramePr/>
-                <a:graphic xmlns:a="http://schemas.openxmlformats.org/drawingml/2006/main">
-                  <a:graphicData uri="http://schemas.microsoft.com/office/word/2010/wordprocessingShape">
-                    <wps:wsp>
-                      <wps:cNvSpPr/>
-                      <wps:spPr>
-                        <a:xfrm>
-                          <a:off x="0" y="0"/>
-                          <a:ext cx="3457575" cy="2447925"/>
-                        </a:xfrm>
-                        <a:prstGeom prst="circularArrow">
-                          <a:avLst/>
-                        </a:prstGeom>
-                      </wps:spPr>
-                      <wps:style>
-                        <a:lnRef idx="2">
-                          <a:schemeClr val="accent1">
-                            <a:shade val="15000"/>
-                          </a:schemeClr>
-                        </a:lnRef>
-                        <a:fillRef idx="1">
-                          <a:schemeClr val="accent1"/>
-                        </a:fillRef>
-                        <a:effectRef idx="0">
-                          <a:schemeClr val="accent1"/>
-                        </a:effectRef>
-                        <a:fontRef idx="minor">
-                          <a:schemeClr val="lt1"/>
-                        </a:fontRef>
-                      </wps:style>
-                      <wps:bodyPr rot="0" spcFirstLastPara="0" vertOverflow="overflow" horzOverflow="overflow" vert="horz" wrap="square" lIns="91440" tIns="45720" rIns="91440" bIns="45720" numCol="1" spcCol="0" rtlCol="0" fromWordArt="0" anchor="ctr" anchorCtr="0" forceAA="0" compatLnSpc="1">
-                        <a:prstTxWarp prst="textNoShape">
-                          <a:avLst/>
-                        </a:prstTxWarp>
-                        <a:noAutofit/>
-                      </wps:bodyPr>
-                    </wps:wsp>
-                  </a:graphicData>
-                </a:graphic>
-              </wp:anchor>
-            </w:drawing>
-          </mc:Choice>
-          <mc:Fallback>
-            <w:pict>
-              <v:shape w14:anchorId="3298B47A" id="箭头: 环形 1" o:spid="_x0000_s1026" style="position:absolute;margin-left:-6.75pt;margin-top:33.3pt;width:272.25pt;height:192.75pt;z-index:251659264;visibility:visible;mso-wrap-style:square;mso-wrap-distance-left:9pt;mso-wrap-distance-top:0;mso-wrap-distance-right:9pt;mso-wrap-distance-bottom:0;mso-position-horizontal:absolute;mso-position-horizontal-relative:text;mso-position-vertical:absolute;mso-position-vertical-relative:text;v-text-anchor:middle" coordsize="3457575,2447925" o:gfxdata="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" path="m152995,1223963v,-550262,613559,-1010981,1419192,-1065665c2250059,112286,2894681,367538,3170078,791018r119315,-1l3151584,1223962,2677412,791017r98242,c2508322,556414,2046926,430595,1577920,464404,939536,510423,458984,836632,458984,1223963r-305989,xe" fillcolor="#4472c4 [3204]" strokecolor="#09101d [484]" strokeweight="1pt">
-                <v:path arrowok="t" o:connecttype="custom" o:connectlocs="152995,1223963;1572187,158298;3170078,791018;3289393,791017;3151584,1223962;2677412,791017;2775654,791017;1577920,464404;458984,1223963;152995,1223963" o:connectangles="0,0,0,0,0,0,0,0,0,0"/>
-              </v:shape>
-            </w:pict>
-          </mc:Fallback>
-        </mc:AlternateContent>
-      </w:r>
-    </w:p>
+    <w:p/>
     <w:sectPr>
-      <w:headerReference w:type="first" r:id="rId6"/>
+      <w:headerReference w:type="first" r:id="rId10"/>
       <w:pgSz w:w="11906" w:h="16838"/>
       <w:pgMar w:top="1440" w:right="1797" w:bottom="1440" w:left="1797" w:header="720" w:footer="720" w:gutter="0"/>
       <w:cols w:space="720"/>
@@ -1061,7 +1245,7 @@
         <w:tab w:val="center" w:pos="4156"/>
       </w:tabs>
       <w:rPr>
-        <w:rFonts w:ascii="华文中宋" w:eastAsia="华文中宋" w:hAnsi="华文中宋"/>
+        <w:rFonts w:ascii="华文中宋" w:eastAsia="华文中宋" w:hAnsi="华文中宋" w:hint="eastAsia"/>
         <w:color w:val="EE0000"/>
         <w:w w:val="80"/>
         <w:sz w:val="96"/>
